--- a/Onlab_AONNHB.docx
+++ b/Onlab_AONNHB.docx
@@ -40,7 +40,7 @@
                     </pic:cNvPicPr>
                   </pic:nvPicPr>
                   <pic:blipFill>
-                    <a:blip r:embed="rId6">
+                    <a:blip r:embed="rId8">
                       <a:extLst>
                         <a:ext uri="{28A0092B-C50C-407E-A947-70E740481C1C}">
                           <a14:useLocalDpi xmlns:a14="http://schemas.microsoft.com/office/drawing/2010/main" val="0"/>
@@ -1449,8 +1449,6 @@
       <w:r>
         <w:rPr>
           <w:rFonts w:ascii="Arial" w:hAnsi="Arial" w:cs="Arial"/>
-          <w:i/>
-          <w:iCs/>
         </w:rPr>
         <w:t>sentence-transformers</w:t>
       </w:r>
@@ -1459,14 +1457,7 @@
         <w:rPr>
           <w:rFonts w:ascii="Arial" w:hAnsi="Arial" w:cs="Arial"/>
         </w:rPr>
-        <w:t xml:space="preserve"> elnevezésű keretrendszer paraphrase-multilingual-MiniLM-L12-v2 többnyelvű modellje </w:t>
-      </w:r>
-      <w:proofErr w:type="gramStart"/>
-      <w:r>
-        <w:rPr>
-          <w:rFonts w:ascii="Arial" w:hAnsi="Arial" w:cs="Arial"/>
-        </w:rPr>
-        <w:t>végzi</w:t>
+        <w:t xml:space="preserve"> elnevezésű keretrendszer paraphrase-multilingual-MiniLM-L12-v2 többnyelvű modellje végzi</w:t>
       </w:r>
       <w:r>
         <w:rPr>
@@ -1478,14 +1469,42 @@
         <w:rPr>
           <w:rFonts w:ascii="Arial" w:hAnsi="Arial" w:cs="Arial"/>
         </w:rPr>
-        <w:t>.</w:t>
-      </w:r>
-      <w:proofErr w:type="gramEnd"/>
-      <w:r>
-        <w:rPr>
-          <w:rFonts w:ascii="Arial" w:hAnsi="Arial" w:cs="Arial"/>
-        </w:rPr>
-        <w:t xml:space="preserve"> Ez a modern </w:t>
+        <w:fldChar w:fldCharType="begin"/>
+      </w:r>
+      <w:r>
+        <w:rPr>
+          <w:rFonts w:ascii="Arial" w:hAnsi="Arial" w:cs="Arial"/>
+        </w:rPr>
+        <w:instrText xml:space="preserve"> REF ref1 \h </w:instrText>
+      </w:r>
+      <w:r>
+        <w:rPr>
+          <w:rFonts w:ascii="Arial" w:hAnsi="Arial" w:cs="Arial"/>
+        </w:rPr>
+      </w:r>
+      <w:r>
+        <w:rPr>
+          <w:rFonts w:ascii="Arial" w:hAnsi="Arial" w:cs="Arial"/>
+        </w:rPr>
+        <w:fldChar w:fldCharType="separate"/>
+      </w:r>
+      <w:r>
+        <w:rPr>
+          <w:rFonts w:ascii="Arial" w:hAnsi="Arial" w:cs="Arial"/>
+        </w:rPr>
+        <w:t>[1]</w:t>
+      </w:r>
+      <w:r>
+        <w:rPr>
+          <w:rFonts w:ascii="Arial" w:hAnsi="Arial" w:cs="Arial"/>
+        </w:rPr>
+        <w:fldChar w:fldCharType="end"/>
+      </w:r>
+      <w:r>
+        <w:rPr>
+          <w:rFonts w:ascii="Arial" w:hAnsi="Arial" w:cs="Arial"/>
+        </w:rPr>
+        <w:t xml:space="preserve">. Ez a modern </w:t>
       </w:r>
       <w:proofErr w:type="spellStart"/>
       <w:r>
@@ -1678,8 +1697,6 @@
       <w:r>
         <w:rPr>
           <w:rFonts w:ascii="Arial" w:hAnsi="Arial" w:cs="Arial"/>
-          <w:i/>
-          <w:iCs/>
         </w:rPr>
         <w:t>GoEmotions</w:t>
       </w:r>
@@ -1763,7 +1780,19 @@
         <w:rPr>
           <w:rFonts w:ascii="Arial" w:hAnsi="Arial" w:cs="Arial"/>
         </w:rPr>
-        <w:t>. Ez az eszköz a hagyományos, bináris szentimentanalízissel szemben egy lényegesen részletgazdagabb, finomszemcsés megközelítést alkalmaz. A modell kimenetként nem csupán pozitív vagy negatív polaritást határoz meg, hanem egy valószínűségi eloszlást generál 27 különálló érzelmi kategória és egy kiegészítő semleges állapot mentén, számszerűsítve az olyan specifikus affektív tónusokat, mint a csodálat, a jóváhagyás vagy a félelem. Ezeket az érzelmi állapotokat és a hozzájuk tartozó valószínűségi értékeket a rendszer arra használja fel, hogy azonosítsa az asszociációk mögött meghúzódó finom emberi rezdüléseket, lehetővé téve a humán érzelmi elfogultság és a gépi tárgyilagosság közvetlen, grafikonos összevetését.</w:t>
+        <w:t xml:space="preserve">. Ez az eszköz a hagyományos, bináris szentimentanalízissel szemben egy lényegesen részletgazdagabb, finomszemcsés megközelítést alkalmaz. A modell kimenetként nem csupán pozitív vagy negatív polaritást határoz meg, hanem egy valószínűségi eloszlást generál 27 különálló érzelmi kategória és egy kiegészítő semleges állapot mentén, számszerűsítve az olyan specifikus affektív tónusokat, mint </w:t>
+      </w:r>
+      <w:r>
+        <w:rPr>
+          <w:rFonts w:ascii="Arial" w:hAnsi="Arial" w:cs="Arial"/>
+        </w:rPr>
+        <w:t xml:space="preserve">például </w:t>
+      </w:r>
+      <w:r>
+        <w:rPr>
+          <w:rFonts w:ascii="Arial" w:hAnsi="Arial" w:cs="Arial"/>
+        </w:rPr>
+        <w:t>a csodálat, a jóváhagyás vagy a félelem. Ezeket az érzelmi állapotokat és a hozzájuk tartozó valószínűségi értékeket a rendszer arra használja fel, hogy azonosítsa az asszociációk mögött meghúzódó finom emberi rezdüléseket, lehetővé téve a humán érzelmi elfogultság és a gépi tárgyilagosság közvetlen, grafikonos összevetését.</w:t>
       </w:r>
       <w:r>
         <w:rPr>
@@ -1790,8 +1819,6 @@
       <w:r>
         <w:rPr>
           <w:rFonts w:ascii="Arial" w:hAnsi="Arial" w:cs="Arial"/>
-          <w:i/>
-          <w:iCs/>
         </w:rPr>
         <w:t>HuSpacy</w:t>
       </w:r>
@@ -1800,7 +1827,13 @@
         <w:rPr>
           <w:rFonts w:ascii="Arial" w:hAnsi="Arial" w:cs="Arial"/>
         </w:rPr>
-        <w:t xml:space="preserve"> elnevezésű keretrendszer nagyméretű, </w:t>
+        <w:t xml:space="preserve"> </w:t>
+      </w:r>
+      <w:r>
+        <w:rPr>
+          <w:rFonts w:ascii="Arial" w:hAnsi="Arial" w:cs="Arial"/>
+        </w:rPr>
+        <w:t xml:space="preserve">elnevezésű keretrendszer nagyméretű, </w:t>
       </w:r>
       <w:proofErr w:type="spellStart"/>
       <w:r>
@@ -1959,8 +1992,6 @@
       <w:r>
         <w:rPr>
           <w:rFonts w:ascii="Arial" w:hAnsi="Arial" w:cs="Arial"/>
-          <w:i/>
-          <w:iCs/>
         </w:rPr>
         <w:t>deep-translator</w:t>
       </w:r>
@@ -2076,6 +2107,18 @@
       <w:r>
         <w:rPr>
           <w:rFonts w:ascii="Arial" w:hAnsi="Arial" w:cs="Arial"/>
+        </w:rPr>
+        <w:t xml:space="preserve"> </w:t>
+      </w:r>
+      <w:r>
+        <w:rPr>
+          <w:rFonts w:ascii="Arial" w:hAnsi="Arial" w:cs="Arial"/>
+        </w:rPr>
+        <w:t>(v3.0.1)</w:t>
+      </w:r>
+      <w:r>
+        <w:rPr>
+          <w:rFonts w:ascii="Arial" w:hAnsi="Arial" w:cs="Arial"/>
           <w:b/>
           <w:bCs/>
         </w:rPr>
@@ -2118,6 +2161,18 @@
       <w:r>
         <w:rPr>
           <w:rFonts w:ascii="Arial" w:hAnsi="Arial" w:cs="Arial"/>
+        </w:rPr>
+        <w:t xml:space="preserve"> </w:t>
+      </w:r>
+      <w:r>
+        <w:rPr>
+          <w:rFonts w:ascii="Arial" w:hAnsi="Arial" w:cs="Arial"/>
+        </w:rPr>
+        <w:t>(v2.4.4)</w:t>
+      </w:r>
+      <w:r>
+        <w:rPr>
+          <w:rFonts w:ascii="Arial" w:hAnsi="Arial" w:cs="Arial"/>
           <w:b/>
           <w:bCs/>
         </w:rPr>
@@ -2160,6 +2215,30 @@
       <w:r>
         <w:rPr>
           <w:rFonts w:ascii="Arial" w:hAnsi="Arial" w:cs="Arial"/>
+        </w:rPr>
+        <w:t xml:space="preserve"> </w:t>
+      </w:r>
+      <w:r>
+        <w:rPr>
+          <w:rFonts w:ascii="Arial" w:hAnsi="Arial" w:cs="Arial"/>
+        </w:rPr>
+        <w:t>(</w:t>
+      </w:r>
+      <w:r>
+        <w:rPr>
+          <w:rFonts w:ascii="Arial" w:hAnsi="Arial" w:cs="Arial"/>
+        </w:rPr>
+        <w:t>v</w:t>
+      </w:r>
+      <w:r>
+        <w:rPr>
+          <w:rFonts w:ascii="Arial" w:hAnsi="Arial" w:cs="Arial"/>
+        </w:rPr>
+        <w:t>1.17.1)</w:t>
+      </w:r>
+      <w:r>
+        <w:rPr>
+          <w:rFonts w:ascii="Arial" w:hAnsi="Arial" w:cs="Arial"/>
           <w:b/>
           <w:bCs/>
         </w:rPr>
@@ -2262,7 +2341,6 @@
         <w:t xml:space="preserve"> </w:t>
       </w:r>
       <w:proofErr w:type="spellStart"/>
-      <w:proofErr w:type="gramStart"/>
       <w:r>
         <w:rPr>
           <w:rFonts w:ascii="Arial" w:hAnsi="Arial" w:cs="Arial"/>
@@ -2270,7 +2348,18 @@
         <w:t>matplotlib</w:t>
       </w:r>
       <w:proofErr w:type="spellEnd"/>
-      <w:proofErr w:type="gramEnd"/>
+      <w:r>
+        <w:rPr>
+          <w:rFonts w:ascii="Arial" w:hAnsi="Arial" w:cs="Arial"/>
+        </w:rPr>
+        <w:t xml:space="preserve"> </w:t>
+      </w:r>
+      <w:r>
+        <w:rPr>
+          <w:rFonts w:ascii="Arial" w:hAnsi="Arial" w:cs="Arial"/>
+        </w:rPr>
+        <w:t>(v3.10.9)</w:t>
+      </w:r>
       <w:r>
         <w:rPr>
           <w:rFonts w:ascii="Arial" w:hAnsi="Arial" w:cs="Arial"/>
@@ -2289,6 +2378,18 @@
         <w:rPr>
           <w:rFonts w:ascii="Arial" w:hAnsi="Arial" w:cs="Arial"/>
         </w:rPr>
+        <w:t xml:space="preserve"> </w:t>
+      </w:r>
+      <w:r>
+        <w:rPr>
+          <w:rFonts w:ascii="Arial" w:hAnsi="Arial" w:cs="Arial"/>
+        </w:rPr>
+        <w:t>(v0.13.2)</w:t>
+      </w:r>
+      <w:r>
+        <w:rPr>
+          <w:rFonts w:ascii="Arial" w:hAnsi="Arial" w:cs="Arial"/>
+        </w:rPr>
         <w:t xml:space="preserve">: </w:t>
       </w:r>
       <w:r>
@@ -2314,34 +2415,44 @@
         <w:rPr>
           <w:rFonts w:ascii="Arial" w:hAnsi="Arial" w:cs="Arial"/>
         </w:rPr>
-        <w:t>json</w:t>
-      </w:r>
-      <w:proofErr w:type="spellEnd"/>
-      <w:r>
-        <w:rPr>
-          <w:rFonts w:ascii="Arial" w:hAnsi="Arial" w:cs="Arial"/>
-        </w:rPr>
-        <w:t>: A konfigurációs állományok dinamikus kezelését biztosítja a forráskód átírása nélkül.</w:t>
-      </w:r>
+        <w:t>gspread</w:t>
+      </w:r>
+      <w:proofErr w:type="spellEnd"/>
       <w:r>
         <w:rPr>
           <w:rFonts w:ascii="Arial" w:hAnsi="Arial" w:cs="Arial"/>
         </w:rPr>
         <w:t xml:space="preserve"> </w:t>
       </w:r>
-      <w:proofErr w:type="spellStart"/>
-      <w:r>
-        <w:rPr>
-          <w:rFonts w:ascii="Arial" w:hAnsi="Arial" w:cs="Arial"/>
-        </w:rPr>
-        <w:t>gspread</w:t>
-      </w:r>
-      <w:proofErr w:type="spellEnd"/>
-      <w:r>
-        <w:rPr>
-          <w:rFonts w:ascii="Arial" w:hAnsi="Arial" w:cs="Arial"/>
-        </w:rPr>
-        <w:t xml:space="preserve"> &amp; oauth2client: OAuth2 alapú hitelesítést és biztonságos, jelszó nélküli szerver-szerver kapcsolatot építenek ki a felhővel, biztosítva a Google </w:t>
+      <w:r>
+        <w:rPr>
+          <w:rFonts w:ascii="Arial" w:hAnsi="Arial" w:cs="Arial"/>
+        </w:rPr>
+        <w:t>(v6.2.1)</w:t>
+      </w:r>
+      <w:r>
+        <w:rPr>
+          <w:rFonts w:ascii="Arial" w:hAnsi="Arial" w:cs="Arial"/>
+        </w:rPr>
+        <w:t xml:space="preserve"> &amp; oauth2client</w:t>
+      </w:r>
+      <w:r>
+        <w:rPr>
+          <w:rFonts w:ascii="Arial" w:hAnsi="Arial" w:cs="Arial"/>
+        </w:rPr>
+        <w:t xml:space="preserve"> </w:t>
+      </w:r>
+      <w:r>
+        <w:rPr>
+          <w:rFonts w:ascii="Arial" w:hAnsi="Arial" w:cs="Arial"/>
+        </w:rPr>
+        <w:t>(v4.1.3)</w:t>
+      </w:r>
+      <w:r>
+        <w:rPr>
+          <w:rFonts w:ascii="Arial" w:hAnsi="Arial" w:cs="Arial"/>
+        </w:rPr>
+        <w:t xml:space="preserve">: OAuth2 alapú hitelesítést és biztonságos, jelszó nélküli szerver-szerver kapcsolatot építenek ki a felhővel, biztosítva a Google </w:t>
       </w:r>
       <w:proofErr w:type="spellStart"/>
       <w:r>
@@ -2375,6 +2486,18 @@
         <w:rPr>
           <w:rFonts w:ascii="Arial" w:hAnsi="Arial" w:cs="Arial"/>
         </w:rPr>
+        <w:t xml:space="preserve"> </w:t>
+      </w:r>
+      <w:r>
+        <w:rPr>
+          <w:rFonts w:ascii="Arial" w:hAnsi="Arial" w:cs="Arial"/>
+        </w:rPr>
+        <w:t>(v2.0.1)</w:t>
+      </w:r>
+      <w:r>
+        <w:rPr>
+          <w:rFonts w:ascii="Arial" w:hAnsi="Arial" w:cs="Arial"/>
+        </w:rPr>
         <w:t xml:space="preserve"> &amp; </w:t>
       </w:r>
       <w:proofErr w:type="spellStart"/>
@@ -2385,6 +2508,18 @@
         <w:t>openai</w:t>
       </w:r>
       <w:proofErr w:type="spellEnd"/>
+      <w:r>
+        <w:rPr>
+          <w:rFonts w:ascii="Arial" w:hAnsi="Arial" w:cs="Arial"/>
+        </w:rPr>
+        <w:t xml:space="preserve"> </w:t>
+      </w:r>
+      <w:r>
+        <w:rPr>
+          <w:rFonts w:ascii="Arial" w:hAnsi="Arial" w:cs="Arial"/>
+        </w:rPr>
+        <w:t>(v2.37.0)</w:t>
+      </w:r>
       <w:r>
         <w:rPr>
           <w:rFonts w:ascii="Arial" w:hAnsi="Arial" w:cs="Arial"/>
@@ -2635,27 +2770,7 @@
           <w:lang w:eastAsia="hu-HU"/>
           <w14:ligatures w14:val="none"/>
         </w:rPr>
-        <w:t xml:space="preserve">Szabad asszociáció (5 feladat): Különböző szenzoros és affektív hívószavakra (pl. </w:t>
-      </w:r>
-      <w:r>
-        <w:rPr>
-          <w:rFonts w:ascii="Arial" w:eastAsia="Times New Roman" w:hAnsi="Arial" w:cs="Arial"/>
-          <w:i/>
-          <w:iCs/>
-          <w:kern w:val="0"/>
-          <w:lang w:eastAsia="hu-HU"/>
-          <w14:ligatures w14:val="none"/>
-        </w:rPr>
-        <w:t>dohos, fémes</w:t>
-      </w:r>
-      <w:r>
-        <w:rPr>
-          <w:rFonts w:ascii="Arial" w:eastAsia="Times New Roman" w:hAnsi="Arial" w:cs="Arial"/>
-          <w:kern w:val="0"/>
-          <w:lang w:eastAsia="hu-HU"/>
-          <w14:ligatures w14:val="none"/>
-        </w:rPr>
-        <w:t>) adott legelső, egyetlen szavas ösztönös válasz rögzítése. A kimenet alapján a szoftver a szemantikai távolságot számítja ki, tesztelve azt a hipotézist, miszerint az emberi érzelemközpontúság eltérő és szubjektívebb távolsági mintázatot ad az AI tiszta valószínűségszámításához képest.</w:t>
+        <w:t>Szabad asszociáció (5 feladat): Különböző szenzoros és affektív hívószavakra (pl. dohos, fémes) adott legelső, egyetlen szavas ösztönös válasz rögzítése. A kimenet alapján a szoftver a szemantikai távolságot számítja ki, tesztelve azt a hipotézist, miszerint az emberi érzelemközpontúság eltérő és szubjektívebb távolsági mintázatot ad az AI tiszta valószínűségszámításához képest.</w:t>
       </w:r>
     </w:p>
     <w:p>
@@ -2680,27 +2795,7 @@
           <w:lang w:eastAsia="hu-HU"/>
           <w14:ligatures w14:val="none"/>
         </w:rPr>
-        <w:t xml:space="preserve">Asszociációs lánc (3 feladat): Egy adott kiinduló fogalomból (pl. </w:t>
-      </w:r>
-      <w:r>
-        <w:rPr>
-          <w:rFonts w:ascii="Arial" w:eastAsia="Times New Roman" w:hAnsi="Arial" w:cs="Arial"/>
-          <w:i/>
-          <w:iCs/>
-          <w:kern w:val="0"/>
-          <w:lang w:eastAsia="hu-HU"/>
-          <w14:ligatures w14:val="none"/>
-        </w:rPr>
-        <w:t>küszöb, diadal</w:t>
-      </w:r>
-      <w:r>
-        <w:rPr>
-          <w:rFonts w:ascii="Arial" w:eastAsia="Times New Roman" w:hAnsi="Arial" w:cs="Arial"/>
-          <w:kern w:val="0"/>
-          <w:lang w:eastAsia="hu-HU"/>
-          <w14:ligatures w14:val="none"/>
-        </w:rPr>
-        <w:t xml:space="preserve">) épített háromlépéses, </w:t>
+        <w:t xml:space="preserve">Asszociációs lánc (3 feladat): Egy adott kiinduló fogalomból (pl. küszöb, diadal) épített háromlépéses, </w:t>
       </w:r>
       <w:r>
         <w:rPr>
@@ -2747,17 +2842,15 @@
         </w:rPr>
         <w:t xml:space="preserve">Melynek </w:t>
       </w:r>
-      <w:proofErr w:type="gramStart"/>
-      <w:r>
-        <w:rPr>
-          <w:rFonts w:ascii="Arial" w:eastAsia="Times New Roman" w:hAnsi="Arial" w:cs="Arial"/>
-          <w:kern w:val="0"/>
-          <w:lang w:eastAsia="hu-HU"/>
-          <w14:ligatures w14:val="none"/>
-        </w:rPr>
-        <w:t>lényeg</w:t>
-      </w:r>
-      <w:proofErr w:type="gramEnd"/>
+      <w:r>
+        <w:rPr>
+          <w:rFonts w:ascii="Arial" w:eastAsia="Times New Roman" w:hAnsi="Arial" w:cs="Arial"/>
+          <w:kern w:val="0"/>
+          <w:lang w:eastAsia="hu-HU"/>
+          <w14:ligatures w14:val="none"/>
+        </w:rPr>
+        <w:t>lényeg,</w:t>
+      </w:r>
       <w:r>
         <w:rPr>
           <w:rFonts w:ascii="Arial" w:eastAsia="Times New Roman" w:hAnsi="Arial" w:cs="Arial"/>
@@ -2790,27 +2883,7 @@
           <w:lang w:eastAsia="hu-HU"/>
           <w14:ligatures w14:val="none"/>
         </w:rPr>
-        <w:t xml:space="preserve">Divergens asszociáció (2 feladat): Univerzális fogalmak mentén (pl. </w:t>
-      </w:r>
-      <w:r>
-        <w:rPr>
-          <w:rFonts w:ascii="Arial" w:eastAsia="Times New Roman" w:hAnsi="Arial" w:cs="Arial"/>
-          <w:i/>
-          <w:iCs/>
-          <w:kern w:val="0"/>
-          <w:lang w:eastAsia="hu-HU"/>
-          <w14:ligatures w14:val="none"/>
-        </w:rPr>
-        <w:t>kötél, lelkesedés</w:t>
-      </w:r>
-      <w:r>
-        <w:rPr>
-          <w:rFonts w:ascii="Arial" w:eastAsia="Times New Roman" w:hAnsi="Arial" w:cs="Arial"/>
-          <w:kern w:val="0"/>
-          <w:lang w:eastAsia="hu-HU"/>
-          <w14:ligatures w14:val="none"/>
-        </w:rPr>
-        <w:t>) a lehető legtávolabbi, legidegenebb fogalom előhívása egyetlen szóval. A teszt célja a szemantikai távolság maximalizálása, ellenőrizve, hogy a gépi vektorműveletek képesek-e felülmúlni a mindennapi kontextusokhoz kötött humán kognitív gátakat.</w:t>
+        <w:t>Divergens asszociáció (2 feladat): Univerzális fogalmak mentén (pl. kötél, lelkesedés) a lehető legtávolabbi, legidegenebb fogalom előhívása egyetlen szóval. A teszt célja a szemantikai távolság maximalizálása, ellenőrizve, hogy a gépi vektorműveletek képesek-e felülmúlni a mindennapi kontextusokhoz kötött humán kognitív gátakat.</w:t>
       </w:r>
     </w:p>
     <w:p>
@@ -3050,14 +3123,12 @@
         </w:rPr>
         <w:t xml:space="preserve">, </w:t>
       </w:r>
-      <w:proofErr w:type="gramStart"/>
-      <w:r>
-        <w:rPr>
-          <w:rFonts w:ascii="Arial" w:hAnsi="Arial" w:cs="Arial"/>
-        </w:rPr>
-        <w:t>azáltal</w:t>
-      </w:r>
-      <w:proofErr w:type="gramEnd"/>
+      <w:r>
+        <w:rPr>
+          <w:rFonts w:ascii="Arial" w:hAnsi="Arial" w:cs="Arial"/>
+        </w:rPr>
+        <w:t>azáltal,</w:t>
+      </w:r>
       <w:r>
         <w:rPr>
           <w:rFonts w:ascii="Arial" w:hAnsi="Arial" w:cs="Arial"/>
@@ -3148,6 +3219,61 @@
       <w:pPr>
         <w:jc w:val="both"/>
         <w:rPr>
+          <w:rFonts w:ascii="Arial" w:hAnsi="Arial" w:cs="Arial"/>
+        </w:rPr>
+      </w:pPr>
+      <w:r>
+        <w:rPr>
+          <w:rFonts w:ascii="Arial" w:hAnsi="Arial" w:cs="Arial"/>
+        </w:rPr>
+        <w:t xml:space="preserve">(A program menüjének vázlatábrája, menüpontjainak egymásba ágyazott vizualizációja, dokumentációja megtekinthető a tanulmány GitHub oldalán </w:t>
+      </w:r>
+      <w:r>
+        <w:rPr>
+          <w:rFonts w:ascii="Arial" w:hAnsi="Arial" w:cs="Arial"/>
+        </w:rPr>
+        <w:fldChar w:fldCharType="begin"/>
+      </w:r>
+      <w:r>
+        <w:rPr>
+          <w:rFonts w:ascii="Arial" w:hAnsi="Arial" w:cs="Arial"/>
+        </w:rPr>
+        <w:instrText xml:space="preserve"> REF ref6 \h </w:instrText>
+      </w:r>
+      <w:r>
+        <w:rPr>
+          <w:rFonts w:ascii="Arial" w:hAnsi="Arial" w:cs="Arial"/>
+        </w:rPr>
+      </w:r>
+      <w:r>
+        <w:rPr>
+          <w:rFonts w:ascii="Arial" w:hAnsi="Arial" w:cs="Arial"/>
+        </w:rPr>
+        <w:fldChar w:fldCharType="separate"/>
+      </w:r>
+      <w:r>
+        <w:rPr>
+          <w:rFonts w:ascii="Arial" w:hAnsi="Arial" w:cs="Arial"/>
+        </w:rPr>
+        <w:t>[6]</w:t>
+      </w:r>
+      <w:r>
+        <w:rPr>
+          <w:rFonts w:ascii="Arial" w:hAnsi="Arial" w:cs="Arial"/>
+        </w:rPr>
+        <w:fldChar w:fldCharType="end"/>
+      </w:r>
+      <w:r>
+        <w:rPr>
+          <w:rFonts w:ascii="Arial" w:hAnsi="Arial" w:cs="Arial"/>
+        </w:rPr>
+        <w:t>.)</w:t>
+      </w:r>
+    </w:p>
+    <w:p>
+      <w:pPr>
+        <w:jc w:val="both"/>
+        <w:rPr>
           <w:rFonts w:ascii="Arial" w:eastAsia="Times New Roman" w:hAnsi="Arial" w:cs="Arial"/>
           <w:b/>
           <w:bCs/>
@@ -3380,9 +3506,8 @@
           <w:lang w:eastAsia="hu-HU"/>
           <w14:ligatures w14:val="none"/>
         </w:rPr>
-        <w:t xml:space="preserve"> végzi, amely a hivatalos fejlesztői klienseken keresztül kommunikál a vizsgált nagy nyelvi modellekkel. A hálózati megszakadásokból eredő adatvesztés és a redundáns, költséges API-hívások elkerülése érdekében a program egy memóriában élő set (halmaz) adatszerkezetet alkalmaz, amely megjegyzi a már sikeresen letöltött válaszokat, így hiba esetén pontosan a megszakítás pontjától folytatja a munkát. A lekérdezési mátrix iterációja során a válaszok a beérkezés után azonnal, atomi szinten mentésre kerülnek a </w:t>
-      </w:r>
-      <w:proofErr w:type="spellStart"/>
+        <w:t xml:space="preserve"> végzi, amely a hivatalos fejlesztői klienseken keresztül kommunikál a vizsgált nagy nyelvi modellekkel. A hálózati megszakadásokból eredő adatvesztés és a redundáns, költséges API-hívások elkerülése érdekében a program egy memóriában élő set (halmaz) adatszerkezetet alkalmaz, amely megjegyzi a már sikeresen letöltött válaszokat, így hiba esetén </w:t>
+      </w:r>
       <w:r>
         <w:rPr>
           <w:rFonts w:ascii="Arial" w:eastAsia="Times New Roman" w:hAnsi="Arial" w:cs="Arial"/>
@@ -3391,6 +3516,16 @@
           <w14:ligatures w14:val="none"/>
         </w:rPr>
         <w:lastRenderedPageBreak/>
+        <w:t xml:space="preserve">pontosan a megszakítás pontjától folytatja a munkát. A lekérdezési mátrix iterációja során a válaszok a beérkezés után azonnal, atomi szinten mentésre kerülnek a </w:t>
+      </w:r>
+      <w:proofErr w:type="spellStart"/>
+      <w:r>
+        <w:rPr>
+          <w:rFonts w:ascii="Arial" w:eastAsia="Times New Roman" w:hAnsi="Arial" w:cs="Arial"/>
+          <w:kern w:val="0"/>
+          <w:lang w:eastAsia="hu-HU"/>
+          <w14:ligatures w14:val="none"/>
+        </w:rPr>
         <w:t>pandas</w:t>
       </w:r>
       <w:proofErr w:type="spellEnd"/>
@@ -3530,7 +3665,161 @@
           <w:lang w:eastAsia="hu-HU"/>
           <w14:ligatures w14:val="none"/>
         </w:rPr>
-        <w:t xml:space="preserve"> osztály egy adatlapítási (</w:t>
+        <w:t xml:space="preserve"> osztály egy adatlapítási </w:t>
+      </w:r>
+      <w:r>
+        <w:rPr>
+          <w:rFonts w:ascii="Arial" w:eastAsia="Times New Roman" w:hAnsi="Arial" w:cs="Arial"/>
+          <w:kern w:val="0"/>
+          <w:lang w:eastAsia="hu-HU"/>
+          <w14:ligatures w14:val="none"/>
+        </w:rPr>
+        <w:t>(</w:t>
+      </w:r>
+      <w:proofErr w:type="spellStart"/>
+      <w:r>
+        <w:rPr>
+          <w:rFonts w:ascii="Arial" w:eastAsia="Times New Roman" w:hAnsi="Arial" w:cs="Arial"/>
+          <w:kern w:val="0"/>
+          <w:lang w:eastAsia="hu-HU"/>
+          <w14:ligatures w14:val="none"/>
+        </w:rPr>
+        <w:t>flattening</w:t>
+      </w:r>
+      <w:proofErr w:type="spellEnd"/>
+      <w:r>
+        <w:rPr>
+          <w:rFonts w:ascii="Arial" w:eastAsia="Times New Roman" w:hAnsi="Arial" w:cs="Arial"/>
+          <w:kern w:val="0"/>
+          <w:lang w:eastAsia="hu-HU"/>
+          <w14:ligatures w14:val="none"/>
+        </w:rPr>
+        <w:t>)</w:t>
+      </w:r>
+      <w:r>
+        <w:rPr>
+          <w:rFonts w:ascii="Arial" w:eastAsia="Times New Roman" w:hAnsi="Arial" w:cs="Arial"/>
+          <w:kern w:val="0"/>
+          <w:lang w:eastAsia="hu-HU"/>
+          <w14:ligatures w14:val="none"/>
+        </w:rPr>
+        <w:t xml:space="preserve"> algoritmussal támogatja, amely a táblázatot egyedi XML-címkékkel ellátott, lineáris szövegfolyammá alakítja, és a fájl elejét precíz tisztítási instrukciókkal (</w:t>
+      </w:r>
+      <w:proofErr w:type="spellStart"/>
+      <w:r>
+        <w:rPr>
+          <w:rFonts w:ascii="Arial" w:eastAsia="Times New Roman" w:hAnsi="Arial" w:cs="Arial"/>
+          <w:kern w:val="0"/>
+          <w:lang w:eastAsia="hu-HU"/>
+          <w14:ligatures w14:val="none"/>
+        </w:rPr>
+        <w:t>promptokkal</w:t>
+      </w:r>
+      <w:proofErr w:type="spellEnd"/>
+      <w:r>
+        <w:rPr>
+          <w:rFonts w:ascii="Arial" w:eastAsia="Times New Roman" w:hAnsi="Arial" w:cs="Arial"/>
+          <w:kern w:val="0"/>
+          <w:lang w:eastAsia="hu-HU"/>
+          <w14:ligatures w14:val="none"/>
+        </w:rPr>
+        <w:t xml:space="preserve">) látja el a könnyebb és egységesebb </w:t>
+      </w:r>
+      <w:r>
+        <w:rPr>
+          <w:rFonts w:ascii="Arial" w:eastAsia="Times New Roman" w:hAnsi="Arial" w:cs="Arial"/>
+          <w:kern w:val="0"/>
+          <w:lang w:eastAsia="hu-HU"/>
+          <w14:ligatures w14:val="none"/>
+        </w:rPr>
+        <w:t>manuális</w:t>
+      </w:r>
+      <w:r>
+        <w:rPr>
+          <w:rFonts w:ascii="Arial" w:eastAsia="Times New Roman" w:hAnsi="Arial" w:cs="Arial"/>
+          <w:kern w:val="0"/>
+          <w:lang w:eastAsia="hu-HU"/>
+          <w14:ligatures w14:val="none"/>
+        </w:rPr>
+        <w:t xml:space="preserve"> korrekció érdekében. Az automata gépi javítási útvonal ugyanezt a </w:t>
+      </w:r>
+      <w:proofErr w:type="spellStart"/>
+      <w:r>
+        <w:rPr>
+          <w:rFonts w:ascii="Arial" w:eastAsia="Times New Roman" w:hAnsi="Arial" w:cs="Arial"/>
+          <w:kern w:val="0"/>
+          <w:lang w:eastAsia="hu-HU"/>
+          <w14:ligatures w14:val="none"/>
+        </w:rPr>
+        <w:t>promptokkal</w:t>
+      </w:r>
+      <w:proofErr w:type="spellEnd"/>
+      <w:r>
+        <w:rPr>
+          <w:rFonts w:ascii="Arial" w:eastAsia="Times New Roman" w:hAnsi="Arial" w:cs="Arial"/>
+          <w:kern w:val="0"/>
+          <w:lang w:eastAsia="hu-HU"/>
+          <w14:ligatures w14:val="none"/>
+        </w:rPr>
+        <w:t xml:space="preserve"> és XML-címkékkel ellátott lelapított adatstruktúrát adja át autonóm kontextuális helyesírás-ellenőrzésre a kiválasztott nyelvi modellnek. A gépi javítás során a szoftver egy beépített statisztikai védőhálóval (</w:t>
+      </w:r>
+      <w:proofErr w:type="spellStart"/>
+      <w:r>
+        <w:rPr>
+          <w:rFonts w:ascii="Arial" w:eastAsia="Times New Roman" w:hAnsi="Arial" w:cs="Arial"/>
+          <w:kern w:val="0"/>
+          <w:lang w:eastAsia="hu-HU"/>
+          <w14:ligatures w14:val="none"/>
+        </w:rPr>
+        <w:t>pandas</w:t>
+      </w:r>
+      <w:proofErr w:type="spellEnd"/>
+      <w:r>
+        <w:rPr>
+          <w:rFonts w:ascii="Arial" w:eastAsia="Times New Roman" w:hAnsi="Arial" w:cs="Arial"/>
+          <w:kern w:val="0"/>
+          <w:lang w:eastAsia="hu-HU"/>
+          <w14:ligatures w14:val="none"/>
+        </w:rPr>
+        <w:t xml:space="preserve"> dimenzió-validációval) is ellenőrzi, hogy a mesterséges intelligencia nem torzította-e el a sorszámok integritását. A mesterséges intelligencia által generált válaszok utólagos tisztításához</w:t>
+      </w:r>
+      <w:r>
+        <w:rPr>
+          <w:rFonts w:ascii="Arial" w:eastAsia="Times New Roman" w:hAnsi="Arial" w:cs="Arial"/>
+          <w:kern w:val="0"/>
+          <w:lang w:eastAsia="hu-HU"/>
+          <w14:ligatures w14:val="none"/>
+        </w:rPr>
+        <w:t xml:space="preserve"> pedig,</w:t>
+      </w:r>
+      <w:r>
+        <w:rPr>
+          <w:rFonts w:ascii="Arial" w:eastAsia="Times New Roman" w:hAnsi="Arial" w:cs="Arial"/>
+          <w:kern w:val="0"/>
+          <w:lang w:eastAsia="hu-HU"/>
+          <w14:ligatures w14:val="none"/>
+        </w:rPr>
+        <w:t xml:space="preserve"> a program a re (reguláris kifejezések) könyvtár célzott </w:t>
+      </w:r>
+      <w:proofErr w:type="spellStart"/>
+      <w:r>
+        <w:rPr>
+          <w:rFonts w:ascii="Arial" w:eastAsia="Times New Roman" w:hAnsi="Arial" w:cs="Arial"/>
+          <w:kern w:val="0"/>
+          <w:lang w:eastAsia="hu-HU"/>
+          <w14:ligatures w14:val="none"/>
+        </w:rPr>
+        <w:t>string</w:t>
+      </w:r>
+      <w:proofErr w:type="spellEnd"/>
+      <w:r>
+        <w:rPr>
+          <w:rFonts w:ascii="Arial" w:eastAsia="Times New Roman" w:hAnsi="Arial" w:cs="Arial"/>
+          <w:kern w:val="0"/>
+          <w:lang w:eastAsia="hu-HU"/>
+          <w14:ligatures w14:val="none"/>
+        </w:rPr>
+        <w:t>-manipulációs módszereit használja. Ennek során automatikusan azonosítja és eltávolítja a legújabb generációs (</w:t>
       </w:r>
       <w:proofErr w:type="spellStart"/>
       <w:r>
@@ -3542,135 +3831,9 @@
           <w:lang w:eastAsia="hu-HU"/>
           <w14:ligatures w14:val="none"/>
         </w:rPr>
-        <w:t>flattening</w:t>
-      </w:r>
-      <w:proofErr w:type="spellEnd"/>
-      <w:r>
-        <w:rPr>
-          <w:rFonts w:ascii="Arial" w:eastAsia="Times New Roman" w:hAnsi="Arial" w:cs="Arial"/>
-          <w:kern w:val="0"/>
-          <w:lang w:eastAsia="hu-HU"/>
-          <w14:ligatures w14:val="none"/>
-        </w:rPr>
-        <w:t>) algoritmussal támogatja, amely a táblázatot egyedi XML-címkékkel ellátott, lineáris szövegfolyammá alakítja, és a fájl elejét precíz tisztítási instrukciókkal (</w:t>
-      </w:r>
-      <w:proofErr w:type="spellStart"/>
-      <w:r>
-        <w:rPr>
-          <w:rFonts w:ascii="Arial" w:eastAsia="Times New Roman" w:hAnsi="Arial" w:cs="Arial"/>
-          <w:kern w:val="0"/>
-          <w:lang w:eastAsia="hu-HU"/>
-          <w14:ligatures w14:val="none"/>
-        </w:rPr>
-        <w:t>promptokkal</w:t>
-      </w:r>
-      <w:proofErr w:type="spellEnd"/>
-      <w:r>
-        <w:rPr>
-          <w:rFonts w:ascii="Arial" w:eastAsia="Times New Roman" w:hAnsi="Arial" w:cs="Arial"/>
-          <w:kern w:val="0"/>
-          <w:lang w:eastAsia="hu-HU"/>
-          <w14:ligatures w14:val="none"/>
-        </w:rPr>
-        <w:t xml:space="preserve">) látja el a könnyebb és egységesebb </w:t>
-      </w:r>
-      <w:r>
-        <w:rPr>
-          <w:rFonts w:ascii="Arial" w:eastAsia="Times New Roman" w:hAnsi="Arial" w:cs="Arial"/>
-          <w:kern w:val="0"/>
-          <w:lang w:eastAsia="hu-HU"/>
-          <w14:ligatures w14:val="none"/>
-        </w:rPr>
-        <w:t>manuális</w:t>
-      </w:r>
-      <w:r>
-        <w:rPr>
-          <w:rFonts w:ascii="Arial" w:eastAsia="Times New Roman" w:hAnsi="Arial" w:cs="Arial"/>
-          <w:kern w:val="0"/>
-          <w:lang w:eastAsia="hu-HU"/>
-          <w14:ligatures w14:val="none"/>
-        </w:rPr>
-        <w:t xml:space="preserve"> korrekció érdekében. Az automata gépi javítási útvonal ugyanezt a </w:t>
-      </w:r>
-      <w:proofErr w:type="spellStart"/>
-      <w:r>
-        <w:rPr>
-          <w:rFonts w:ascii="Arial" w:eastAsia="Times New Roman" w:hAnsi="Arial" w:cs="Arial"/>
-          <w:kern w:val="0"/>
-          <w:lang w:eastAsia="hu-HU"/>
-          <w14:ligatures w14:val="none"/>
-        </w:rPr>
-        <w:t>promptokkal</w:t>
-      </w:r>
-      <w:proofErr w:type="spellEnd"/>
-      <w:r>
-        <w:rPr>
-          <w:rFonts w:ascii="Arial" w:eastAsia="Times New Roman" w:hAnsi="Arial" w:cs="Arial"/>
-          <w:kern w:val="0"/>
-          <w:lang w:eastAsia="hu-HU"/>
-          <w14:ligatures w14:val="none"/>
-        </w:rPr>
-        <w:t xml:space="preserve"> és XML-címkékkel ellátott lelapított adatstruktúrát adja át autonóm kontextuális helyesírás-ellenőrzésre a kiválasztott nyelvi modellnek. A gépi javítás során a szoftver egy beépített statisztikai védőhálóval (</w:t>
-      </w:r>
-      <w:proofErr w:type="spellStart"/>
-      <w:r>
-        <w:rPr>
-          <w:rFonts w:ascii="Arial" w:eastAsia="Times New Roman" w:hAnsi="Arial" w:cs="Arial"/>
-          <w:kern w:val="0"/>
-          <w:lang w:eastAsia="hu-HU"/>
-          <w14:ligatures w14:val="none"/>
-        </w:rPr>
-        <w:t>pandas</w:t>
-      </w:r>
-      <w:proofErr w:type="spellEnd"/>
-      <w:r>
-        <w:rPr>
-          <w:rFonts w:ascii="Arial" w:eastAsia="Times New Roman" w:hAnsi="Arial" w:cs="Arial"/>
-          <w:kern w:val="0"/>
-          <w:lang w:eastAsia="hu-HU"/>
-          <w14:ligatures w14:val="none"/>
-        </w:rPr>
-        <w:t xml:space="preserve"> dimenzió-validációval) is ellenőrzi, hogy a mesterséges intelligencia nem torzította-e el a sorszámok integritását. A mesterséges intelligencia által generált válaszok utólagos tisztításához</w:t>
-      </w:r>
-      <w:r>
-        <w:rPr>
-          <w:rFonts w:ascii="Arial" w:eastAsia="Times New Roman" w:hAnsi="Arial" w:cs="Arial"/>
-          <w:kern w:val="0"/>
-          <w:lang w:eastAsia="hu-HU"/>
-          <w14:ligatures w14:val="none"/>
-        </w:rPr>
-        <w:t xml:space="preserve"> pedig,</w:t>
-      </w:r>
-      <w:r>
-        <w:rPr>
-          <w:rFonts w:ascii="Arial" w:eastAsia="Times New Roman" w:hAnsi="Arial" w:cs="Arial"/>
-          <w:kern w:val="0"/>
-          <w:lang w:eastAsia="hu-HU"/>
-          <w14:ligatures w14:val="none"/>
-        </w:rPr>
-        <w:t xml:space="preserve"> a program a re (reguláris kifejezések) könyvtár célzott </w:t>
-      </w:r>
-      <w:proofErr w:type="spellStart"/>
-      <w:r>
-        <w:rPr>
-          <w:rFonts w:ascii="Arial" w:eastAsia="Times New Roman" w:hAnsi="Arial" w:cs="Arial"/>
-          <w:kern w:val="0"/>
-          <w:lang w:eastAsia="hu-HU"/>
-          <w14:ligatures w14:val="none"/>
-        </w:rPr>
-        <w:t>string</w:t>
-      </w:r>
-      <w:proofErr w:type="spellEnd"/>
-      <w:r>
-        <w:rPr>
-          <w:rFonts w:ascii="Arial" w:eastAsia="Times New Roman" w:hAnsi="Arial" w:cs="Arial"/>
-          <w:kern w:val="0"/>
-          <w:lang w:eastAsia="hu-HU"/>
-          <w14:ligatures w14:val="none"/>
-        </w:rPr>
-        <w:t>-manipulációs módszereit használja. Ennek során automatikusan azonosítja és eltávolítja a legújabb generációs (</w:t>
-      </w:r>
-      <w:proofErr w:type="spellStart"/>
+        <w:t>Chain</w:t>
+      </w:r>
+      <w:proofErr w:type="spellEnd"/>
       <w:r>
         <w:rPr>
           <w:rFonts w:ascii="Arial" w:eastAsia="Times New Roman" w:hAnsi="Arial" w:cs="Arial"/>
@@ -3680,9 +3843,9 @@
           <w:lang w:eastAsia="hu-HU"/>
           <w14:ligatures w14:val="none"/>
         </w:rPr>
-        <w:t>Chain</w:t>
-      </w:r>
-      <w:proofErr w:type="spellEnd"/>
+        <w:t>-of-</w:t>
+      </w:r>
+      <w:proofErr w:type="spellStart"/>
       <w:r>
         <w:rPr>
           <w:rFonts w:ascii="Arial" w:eastAsia="Times New Roman" w:hAnsi="Arial" w:cs="Arial"/>
@@ -3692,18 +3855,6 @@
           <w:lang w:eastAsia="hu-HU"/>
           <w14:ligatures w14:val="none"/>
         </w:rPr>
-        <w:t>-of-</w:t>
-      </w:r>
-      <w:proofErr w:type="spellStart"/>
-      <w:r>
-        <w:rPr>
-          <w:rFonts w:ascii="Arial" w:eastAsia="Times New Roman" w:hAnsi="Arial" w:cs="Arial"/>
-          <w:i/>
-          <w:iCs/>
-          <w:kern w:val="0"/>
-          <w:lang w:eastAsia="hu-HU"/>
-          <w14:ligatures w14:val="none"/>
-        </w:rPr>
         <w:t>Thought</w:t>
       </w:r>
       <w:proofErr w:type="spellEnd"/>
@@ -4378,7 +4529,7 @@
           <w:lang w:eastAsia="hu-HU"/>
           <w14:ligatures w14:val="none"/>
         </w:rPr>
-        <w:t xml:space="preserve"> komponensével minden vizsgált magyar asszociációt dinamikusan lefordít a feldolgozás előtt. A konkrétsági pontszám meghatározásakor az algoritmus egy </w:t>
+        <w:t xml:space="preserve"> </w:t>
       </w:r>
       <w:r>
         <w:rPr>
@@ -4388,7 +4539,7 @@
           <w14:ligatures w14:val="none"/>
         </w:rPr>
         <w:lastRenderedPageBreak/>
-        <w:t xml:space="preserve">statisztikai súlyozást is alkalmaz, amely a bizonytalanabb, a referenciakutatás résztvevői által is kevésbé ismert vagy vitatott fogalmak torzító hatását hivatott ellensúlyozni. A képletben alkalmazott súly a pontszám szórásának négyzetével fordítottan arányos, így biztosítva, hogy az egyértelműbb jelentésű fogalmak exponenciálisan nagyobb súllyal szerepeljenek a válaszok aggregált átlagának kiszámításakor. A kapott eredményeket a rendszer </w:t>
+        <w:t xml:space="preserve">komponensével minden vizsgált magyar asszociációt dinamikusan lefordít a feldolgozás előtt. A konkrétsági pontszám meghatározásakor az algoritmus egy statisztikai súlyozást is alkalmaz, amely a bizonytalanabb, a referenciakutatás résztvevői által is kevésbé ismert vagy vitatott fogalmak torzító hatását hivatott ellensúlyozni. A képletben alkalmazott súly a pontszám szórásának négyzetével fordítottan arányos, így biztosítva, hogy az egyértelműbb jelentésű fogalmak exponenciálisan nagyobb súllyal szerepeljenek a válaszok aggregált átlagának kiszámításakor. A kapott eredményeket a rendszer </w:t>
       </w:r>
       <w:proofErr w:type="spellStart"/>
       <w:r>
@@ -4625,14 +4776,21 @@
           <w:lang w:eastAsia="hu-HU"/>
           <w14:ligatures w14:val="none"/>
         </w:rPr>
-        <w:t>. A dinamikusan angolra fordított válaszokat az algoritmus átadja a neurális hálónak, amely a specifikus érzelmi kategóriákra vonatkozó valószínűségi eloszlásokat generál. A szoftver ebből az eloszlásból automatikusan kiválasztja a legmagasabb valószínűségi értékkel (</w:t>
-      </w:r>
-      <w:proofErr w:type="spellStart"/>
-      <w:r>
-        <w:rPr>
-          <w:rFonts w:ascii="Arial" w:eastAsia="Times New Roman" w:hAnsi="Arial" w:cs="Arial"/>
-          <w:i/>
-          <w:iCs/>
+        <w:t xml:space="preserve">. A dinamikusan angolra fordított válaszokat az algoritmus átadja a neurális hálónak, amely a specifikus érzelmi kategóriákra vonatkozó valószínűségi eloszlásokat generál. A szoftver ebből az eloszlásból automatikusan kiválasztja a legmagasabb valószínűségi értékkel </w:t>
+      </w:r>
+      <w:r>
+        <w:rPr>
+          <w:rFonts w:ascii="Arial" w:eastAsia="Times New Roman" w:hAnsi="Arial" w:cs="Arial"/>
+          <w:kern w:val="0"/>
+          <w:lang w:eastAsia="hu-HU"/>
+          <w14:ligatures w14:val="none"/>
+        </w:rPr>
+        <w:t>(</w:t>
+      </w:r>
+      <w:proofErr w:type="spellStart"/>
+      <w:r>
+        <w:rPr>
+          <w:rFonts w:ascii="Arial" w:eastAsia="Times New Roman" w:hAnsi="Arial" w:cs="Arial"/>
           <w:kern w:val="0"/>
           <w:lang w:eastAsia="hu-HU"/>
           <w14:ligatures w14:val="none"/>
@@ -4647,7 +4805,16 @@
           <w:lang w:eastAsia="hu-HU"/>
           <w14:ligatures w14:val="none"/>
         </w:rPr>
-        <w:t xml:space="preserve">) rendelkező domináns érzelmet, majd egy beépített szótár segítségével visszakódolja azt magyar nyelvre. A hibás vagy értelmezhetetlen válaszok algoritmikus szűrését követően a </w:t>
+        <w:t>)</w:t>
+      </w:r>
+      <w:r>
+        <w:rPr>
+          <w:rFonts w:ascii="Arial" w:eastAsia="Times New Roman" w:hAnsi="Arial" w:cs="Arial"/>
+          <w:kern w:val="0"/>
+          <w:lang w:eastAsia="hu-HU"/>
+          <w14:ligatures w14:val="none"/>
+        </w:rPr>
+        <w:t xml:space="preserve"> rendelkező domináns érzelmet, majd egy beépített szótár segítségével visszakódolja azt magyar nyelvre. A hibás vagy értelmezhetetlen válaszok algoritmikus szűrését követően a </w:t>
       </w:r>
       <w:proofErr w:type="spellStart"/>
       <w:r>
@@ -4707,14 +4874,21 @@
           <w:lang w:eastAsia="hu-HU"/>
           <w14:ligatures w14:val="none"/>
         </w:rPr>
-        <w:t xml:space="preserve"> könyvtárak támogatják, amelyek az AI modelltípusok és hőmérsékletek szerinti bontásban interaktív hőtérképeket (</w:t>
-      </w:r>
-      <w:proofErr w:type="spellStart"/>
-      <w:r>
-        <w:rPr>
-          <w:rFonts w:ascii="Arial" w:eastAsia="Times New Roman" w:hAnsi="Arial" w:cs="Arial"/>
-          <w:i/>
-          <w:iCs/>
+        <w:t xml:space="preserve"> könyvtárak támogatják, amelyek az AI modelltípusok és hőmérsékletek szerinti bontásban interaktív hőtérképeket </w:t>
+      </w:r>
+      <w:r>
+        <w:rPr>
+          <w:rFonts w:ascii="Arial" w:eastAsia="Times New Roman" w:hAnsi="Arial" w:cs="Arial"/>
+          <w:kern w:val="0"/>
+          <w:lang w:eastAsia="hu-HU"/>
+          <w14:ligatures w14:val="none"/>
+        </w:rPr>
+        <w:t>(</w:t>
+      </w:r>
+      <w:proofErr w:type="spellStart"/>
+      <w:r>
+        <w:rPr>
+          <w:rFonts w:ascii="Arial" w:eastAsia="Times New Roman" w:hAnsi="Arial" w:cs="Arial"/>
           <w:kern w:val="0"/>
           <w:lang w:eastAsia="hu-HU"/>
           <w14:ligatures w14:val="none"/>
@@ -4729,7 +4903,16 @@
           <w:lang w:eastAsia="hu-HU"/>
           <w14:ligatures w14:val="none"/>
         </w:rPr>
-        <w:t>) és halmozott oszlopdiagramokat rajzolnak ki. Ezek a vizualizációk világosan és azonnal értelmezhető formában prezentálják a humán kontrollcsoport és a mesterséges intelligencia közötti affektív eltolódásokat.</w:t>
+        <w:t>)</w:t>
+      </w:r>
+      <w:r>
+        <w:rPr>
+          <w:rFonts w:ascii="Arial" w:eastAsia="Times New Roman" w:hAnsi="Arial" w:cs="Arial"/>
+          <w:kern w:val="0"/>
+          <w:lang w:eastAsia="hu-HU"/>
+          <w14:ligatures w14:val="none"/>
+        </w:rPr>
+        <w:t xml:space="preserve"> és halmozott oszlopdiagramokat rajzolnak ki. Ezek a vizualizációk világosan és azonnal értelmezhető formában prezentálják a humán kontrollcsoport és a mesterséges intelligencia közötti affektív eltolódásokat.</w:t>
       </w:r>
     </w:p>
     <w:p>
@@ -4988,25 +5171,21 @@
           <w:lang w:eastAsia="hu-HU"/>
           <w14:ligatures w14:val="none"/>
         </w:rPr>
-        <w:t xml:space="preserve"> és szófaji egyértelműsítést (</w:t>
-      </w:r>
-      <w:r>
-        <w:rPr>
-          <w:rFonts w:ascii="Arial" w:eastAsia="Times New Roman" w:hAnsi="Arial" w:cs="Arial"/>
-          <w:i/>
-          <w:iCs/>
-          <w:kern w:val="0"/>
-          <w:lang w:eastAsia="hu-HU"/>
-          <w14:ligatures w14:val="none"/>
-        </w:rPr>
-        <w:t xml:space="preserve">POS </w:t>
-      </w:r>
-      <w:proofErr w:type="spellStart"/>
-      <w:r>
-        <w:rPr>
-          <w:rFonts w:ascii="Arial" w:eastAsia="Times New Roman" w:hAnsi="Arial" w:cs="Arial"/>
-          <w:i/>
-          <w:iCs/>
+        <w:t xml:space="preserve"> és szófaji egyértelműsítést </w:t>
+      </w:r>
+      <w:r>
+        <w:rPr>
+          <w:rFonts w:ascii="Arial" w:eastAsia="Times New Roman" w:hAnsi="Arial" w:cs="Arial"/>
+          <w:kern w:val="0"/>
+          <w:lang w:eastAsia="hu-HU"/>
+          <w14:ligatures w14:val="none"/>
+        </w:rPr>
+        <w:t xml:space="preserve">(POS </w:t>
+      </w:r>
+      <w:proofErr w:type="spellStart"/>
+      <w:r>
+        <w:rPr>
+          <w:rFonts w:ascii="Arial" w:eastAsia="Times New Roman" w:hAnsi="Arial" w:cs="Arial"/>
           <w:kern w:val="0"/>
           <w:lang w:eastAsia="hu-HU"/>
           <w14:ligatures w14:val="none"/>
@@ -5021,7 +5200,16 @@
           <w:lang w:eastAsia="hu-HU"/>
           <w14:ligatures w14:val="none"/>
         </w:rPr>
-        <w:t xml:space="preserve">) végez a megtisztított bemeneti szövegeken. A strukturálatlan elemek és írásjelek algoritmikus eltávolítása után a rendszer három domináns kategória – az igék, főnevek és melléknevek – százalékos gyakoriságát számítja ki a válasz teljes szótagszámához viszonyítva. A kinyert szófaji megoszlásokat a rendszer a forrásadatok megjelölésével egy aggregált </w:t>
+        <w:t>)</w:t>
+      </w:r>
+      <w:r>
+        <w:rPr>
+          <w:rFonts w:ascii="Arial" w:eastAsia="Times New Roman" w:hAnsi="Arial" w:cs="Arial"/>
+          <w:kern w:val="0"/>
+          <w:lang w:eastAsia="hu-HU"/>
+          <w14:ligatures w14:val="none"/>
+        </w:rPr>
+        <w:t xml:space="preserve"> végez a megtisztított bemeneti szövegeken. A strukturálatlan elemek és írásjelek algoritmikus eltávolítása után a rendszer három domináns kategória – az igék, főnevek és melléknevek – százalékos gyakoriságát számítja ki a válasz teljes szótagszámához viszonyítva. A kinyert szófaji megoszlásokat a rendszer a forrásadatok megjelölésével egy aggregált </w:t>
       </w:r>
       <w:proofErr w:type="spellStart"/>
       <w:r>
@@ -5116,6 +5304,85 @@
     </w:p>
     <w:p>
       <w:pPr>
+        <w:jc w:val="both"/>
+        <w:rPr>
+          <w:rFonts w:ascii="Arial" w:eastAsia="Times New Roman" w:hAnsi="Arial" w:cs="Arial"/>
+          <w:kern w:val="0"/>
+          <w:lang w:eastAsia="hu-HU"/>
+          <w14:ligatures w14:val="none"/>
+        </w:rPr>
+      </w:pPr>
+    </w:p>
+    <w:p>
+      <w:pPr>
+        <w:jc w:val="both"/>
+        <w:rPr>
+          <w:rFonts w:ascii="Arial" w:eastAsia="Times New Roman" w:hAnsi="Arial" w:cs="Arial"/>
+          <w:b/>
+          <w:bCs/>
+          <w:kern w:val="0"/>
+          <w:lang w:eastAsia="hu-HU"/>
+          <w14:ligatures w14:val="none"/>
+        </w:rPr>
+      </w:pPr>
+      <w:r>
+        <w:rPr>
+          <w:rFonts w:ascii="Arial" w:eastAsia="Times New Roman" w:hAnsi="Arial" w:cs="Arial"/>
+          <w:b/>
+          <w:bCs/>
+          <w:kern w:val="0"/>
+          <w:lang w:eastAsia="hu-HU"/>
+          <w14:ligatures w14:val="none"/>
+        </w:rPr>
+        <w:t>2.</w:t>
+      </w:r>
+      <w:r>
+        <w:rPr>
+          <w:rFonts w:ascii="Arial" w:eastAsia="Times New Roman" w:hAnsi="Arial" w:cs="Arial"/>
+          <w:b/>
+          <w:bCs/>
+          <w:kern w:val="0"/>
+          <w:lang w:eastAsia="hu-HU"/>
+          <w14:ligatures w14:val="none"/>
+        </w:rPr>
+        <w:t>9</w:t>
+      </w:r>
+      <w:r>
+        <w:rPr>
+          <w:rFonts w:ascii="Arial" w:eastAsia="Times New Roman" w:hAnsi="Arial" w:cs="Arial"/>
+          <w:b/>
+          <w:bCs/>
+          <w:kern w:val="0"/>
+          <w:lang w:eastAsia="hu-HU"/>
+          <w14:ligatures w14:val="none"/>
+        </w:rPr>
+        <w:t xml:space="preserve"> </w:t>
+      </w:r>
+      <w:r>
+        <w:rPr>
+          <w:rFonts w:ascii="Arial" w:eastAsia="Times New Roman" w:hAnsi="Arial" w:cs="Arial"/>
+          <w:b/>
+          <w:bCs/>
+          <w:kern w:val="0"/>
+          <w:lang w:eastAsia="hu-HU"/>
+          <w14:ligatures w14:val="none"/>
+        </w:rPr>
+        <w:t>S</w:t>
+      </w:r>
+      <w:r>
+        <w:rPr>
+          <w:rFonts w:ascii="Arial" w:eastAsia="Times New Roman" w:hAnsi="Arial" w:cs="Arial"/>
+          <w:b/>
+          <w:bCs/>
+          <w:kern w:val="0"/>
+          <w:lang w:eastAsia="hu-HU"/>
+          <w14:ligatures w14:val="none"/>
+        </w:rPr>
+        <w:t>zóismétlődés vizsgálata</w:t>
+      </w:r>
+    </w:p>
+    <w:p>
+      <w:pPr>
         <w:ind w:firstLine="708"/>
         <w:jc w:val="both"/>
         <w:rPr>
@@ -5125,87 +5392,6 @@
           <w14:ligatures w14:val="none"/>
         </w:rPr>
       </w:pPr>
-    </w:p>
-    <w:p>
-      <w:pPr>
-        <w:jc w:val="both"/>
-        <w:rPr>
-          <w:rFonts w:ascii="Arial" w:eastAsia="Times New Roman" w:hAnsi="Arial" w:cs="Arial"/>
-          <w:b/>
-          <w:bCs/>
-          <w:kern w:val="0"/>
-          <w:lang w:eastAsia="hu-HU"/>
-          <w14:ligatures w14:val="none"/>
-        </w:rPr>
-      </w:pPr>
-      <w:r>
-        <w:rPr>
-          <w:rFonts w:ascii="Arial" w:eastAsia="Times New Roman" w:hAnsi="Arial" w:cs="Arial"/>
-          <w:b/>
-          <w:bCs/>
-          <w:kern w:val="0"/>
-          <w:lang w:eastAsia="hu-HU"/>
-          <w14:ligatures w14:val="none"/>
-        </w:rPr>
-        <w:lastRenderedPageBreak/>
-        <w:t>2.</w:t>
-      </w:r>
-      <w:r>
-        <w:rPr>
-          <w:rFonts w:ascii="Arial" w:eastAsia="Times New Roman" w:hAnsi="Arial" w:cs="Arial"/>
-          <w:b/>
-          <w:bCs/>
-          <w:kern w:val="0"/>
-          <w:lang w:eastAsia="hu-HU"/>
-          <w14:ligatures w14:val="none"/>
-        </w:rPr>
-        <w:t>9</w:t>
-      </w:r>
-      <w:r>
-        <w:rPr>
-          <w:rFonts w:ascii="Arial" w:eastAsia="Times New Roman" w:hAnsi="Arial" w:cs="Arial"/>
-          <w:b/>
-          <w:bCs/>
-          <w:kern w:val="0"/>
-          <w:lang w:eastAsia="hu-HU"/>
-          <w14:ligatures w14:val="none"/>
-        </w:rPr>
-        <w:t xml:space="preserve"> </w:t>
-      </w:r>
-      <w:r>
-        <w:rPr>
-          <w:rFonts w:ascii="Arial" w:eastAsia="Times New Roman" w:hAnsi="Arial" w:cs="Arial"/>
-          <w:b/>
-          <w:bCs/>
-          <w:kern w:val="0"/>
-          <w:lang w:eastAsia="hu-HU"/>
-          <w14:ligatures w14:val="none"/>
-        </w:rPr>
-        <w:t>S</w:t>
-      </w:r>
-      <w:r>
-        <w:rPr>
-          <w:rFonts w:ascii="Arial" w:eastAsia="Times New Roman" w:hAnsi="Arial" w:cs="Arial"/>
-          <w:b/>
-          <w:bCs/>
-          <w:kern w:val="0"/>
-          <w:lang w:eastAsia="hu-HU"/>
-          <w14:ligatures w14:val="none"/>
-        </w:rPr>
-        <w:t>zóismétlődés vizsgálata</w:t>
-      </w:r>
-    </w:p>
-    <w:p>
-      <w:pPr>
-        <w:ind w:firstLine="708"/>
-        <w:jc w:val="both"/>
-        <w:rPr>
-          <w:rFonts w:ascii="Arial" w:eastAsia="Times New Roman" w:hAnsi="Arial" w:cs="Arial"/>
-          <w:kern w:val="0"/>
-          <w:lang w:eastAsia="hu-HU"/>
-          <w14:ligatures w14:val="none"/>
-        </w:rPr>
-      </w:pPr>
       <w:r>
         <w:rPr>
           <w:rFonts w:ascii="Arial" w:eastAsia="Times New Roman" w:hAnsi="Arial" w:cs="Arial"/>
@@ -5233,7 +5419,43 @@
           <w:lang w:eastAsia="hu-HU"/>
           <w14:ligatures w14:val="none"/>
         </w:rPr>
-        <w:t xml:space="preserve"> modulja számszerűsíti egy egyedileg definiált, tartalmatlan funkciószavakat tartalmazó magyar stopszólista alkalmazásával. Az iteratív szövegfeldolgozás során a re könyvtár eltávolítja az írásjeleket, majd a program kiszűri a ragozatlan stopszavakat és az egy karakternél rövidebb lexikai elemeket, hogy megakadályozza a statisztikai torzítást. A tisztított adatokból egy egzakt matematikai algoritmus számítja ki a szóismétlési rátát a teljes szószám és egy Python set (halmaz) segítségével kinyert egyedi szószám arányosításával. A sikeresen kiszámított ismétlődési arányokat a rendszer paraméterezett </w:t>
+        <w:t xml:space="preserve"> modulja számszerűsíti egy egyedileg definiált, tartalmatlan funkciószavakat tartalmazó magyar stopszólista alkalmazásával. Az iteratív szövegfeldolgozás során a re könyvtár eltávolítja az írásjeleket, majd a program kiszűri a ragozatlan stopszavakat és az egy karakternél rövidebb lexikai elemeket, hogy megakadályozza a statisztikai torzítást. A tisztított adatokból egy egzakt matematikai algoritmus számítja ki a szóismétlési rátát a teljes szószám és </w:t>
+      </w:r>
+      <w:r>
+        <w:rPr>
+          <w:rFonts w:ascii="Arial" w:eastAsia="Times New Roman" w:hAnsi="Arial" w:cs="Arial"/>
+          <w:kern w:val="0"/>
+          <w:lang w:eastAsia="hu-HU"/>
+          <w14:ligatures w14:val="none"/>
+        </w:rPr>
+        <w:t>(</w:t>
+      </w:r>
+      <w:r>
+        <w:rPr>
+          <w:rFonts w:ascii="Arial" w:eastAsia="Times New Roman" w:hAnsi="Arial" w:cs="Arial"/>
+          <w:kern w:val="0"/>
+          <w:lang w:eastAsia="hu-HU"/>
+          <w14:ligatures w14:val="none"/>
+        </w:rPr>
+        <w:t>egy Python set (halmaz) segítségével kinyert</w:t>
+      </w:r>
+      <w:r>
+        <w:rPr>
+          <w:rFonts w:ascii="Arial" w:eastAsia="Times New Roman" w:hAnsi="Arial" w:cs="Arial"/>
+          <w:kern w:val="0"/>
+          <w:lang w:eastAsia="hu-HU"/>
+          <w14:ligatures w14:val="none"/>
+        </w:rPr>
+        <w:t>)</w:t>
+      </w:r>
+      <w:r>
+        <w:rPr>
+          <w:rFonts w:ascii="Arial" w:eastAsia="Times New Roman" w:hAnsi="Arial" w:cs="Arial"/>
+          <w:kern w:val="0"/>
+          <w:lang w:eastAsia="hu-HU"/>
+          <w14:ligatures w14:val="none"/>
+        </w:rPr>
+        <w:t xml:space="preserve"> egyedi szószám arányosításával. A sikeresen kiszámított ismétlődési arányokat a rendszer paraméterezett </w:t>
       </w:r>
       <w:proofErr w:type="spellStart"/>
       <w:r>
@@ -5371,7 +5593,7 @@
                           </pic:cNvPicPr>
                         </pic:nvPicPr>
                         <pic:blipFill>
-                          <a:blip r:embed="rId7" cstate="print">
+                          <a:blip r:embed="rId9" cstate="print">
                             <a:extLst>
                               <a:ext uri="{28A0092B-C50C-407E-A947-70E740481C1C}">
                                 <a14:useLocalDpi xmlns:a14="http://schemas.microsoft.com/office/drawing/2010/main" val="0"/>
@@ -5484,7 +5706,7 @@
                   <o:lock v:ext="edit" aspectratio="t"/>
                 </v:shapetype>
                 <v:shape id="Kép 4" o:spid="_x0000_s1027" type="#_x0000_t75" style="position:absolute;width:34455;height:16979;visibility:visible;mso-wrap-style:square" o:gfxdata="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">
-                  <v:imagedata r:id="rId8" o:title=""/>
+                  <v:imagedata r:id="rId10" o:title=""/>
                 </v:shape>
                 <v:shapetype id="_x0000_t202" coordsize="21600,21600" o:spt="202" path="m,l,21600r21600,l21600,xe">
                   <v:stroke joinstyle="miter"/>
@@ -5642,7 +5864,7 @@
                           </pic:cNvPicPr>
                         </pic:nvPicPr>
                         <pic:blipFill>
-                          <a:blip r:embed="rId9" cstate="print">
+                          <a:blip r:embed="rId11" cstate="print">
                             <a:extLst>
                               <a:ext uri="{28A0092B-C50C-407E-A947-70E740481C1C}">
                                 <a14:useLocalDpi xmlns:a14="http://schemas.microsoft.com/office/drawing/2010/main" val="0"/>
@@ -5696,7 +5918,7 @@
                                   <w:noProof/>
                                 </w:rPr>
                               </w:pPr>
-                              <w:bookmarkStart w:id="2" w:name="abra2"/>
+                              <w:bookmarkStart w:id="1" w:name="abra2"/>
                               <w:r>
                                 <w:rPr>
                                   <w:noProof/>
@@ -5706,7 +5928,7 @@
                               <w:r>
                                 <w:t>. ábra</w:t>
                               </w:r>
-                              <w:bookmarkEnd w:id="2"/>
+                              <w:bookmarkEnd w:id="1"/>
                               <w:r>
                                 <w:t>: A 9–10. számú tesztfeladatok eredményei: divergens asszociációs távolságok.</w:t>
                               </w:r>
@@ -5736,7 +5958,7 @@
             <w:pict>
               <v:group w14:anchorId="70B59D4C" id="Csoportba foglalás 8" o:spid="_x0000_s1029" style="position:absolute;left:0;text-align:left;margin-left:240.85pt;margin-top:1.3pt;width:292.05pt;height:176pt;z-index:251661312;mso-position-horizontal:right;mso-position-horizontal-relative:margin;mso-width-relative:margin;mso-height-relative:margin" coordorigin="-955" coordsize="37950,22871" o:gfxdata="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">
                 <v:shape id="Kép 7" o:spid="_x0000_s1030" type="#_x0000_t75" style="position:absolute;width:36995;height:18230;visibility:visible;mso-wrap-style:square" o:gfxdata="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">
-                  <v:imagedata r:id="rId10" o:title=""/>
+                  <v:imagedata r:id="rId12" o:title=""/>
                 </v:shape>
                 <v:shape id="Szövegdoboz 1" o:spid="_x0000_s1031" type="#_x0000_t202" style="position:absolute;left:-955;top:18814;width:37947;height:4057;visibility:visible;mso-wrap-style:square;v-text-anchor:top" o:gfxdata="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" stroked="f">
                   <v:textbox inset="0,0,0,0">
@@ -5789,18 +6011,12 @@
         <w:rPr>
           <w:rFonts w:ascii="Arial" w:hAnsi="Arial" w:cs="Arial"/>
         </w:rPr>
-        <w:instrText xml:space="preserve"> REF abra1 \h </w:instrText>
-      </w:r>
-      <w:r>
-        <w:rPr>
-          <w:rFonts w:ascii="Arial" w:hAnsi="Arial" w:cs="Arial"/>
-        </w:rPr>
-      </w:r>
-      <w:r>
-        <w:rPr>
-          <w:rFonts w:ascii="Arial" w:hAnsi="Arial" w:cs="Arial"/>
-        </w:rPr>
-        <w:instrText xml:space="preserve"> \* MERGEFORMAT </w:instrText>
+        <w:instrText xml:space="preserve"> REF abra1 \h  \* MERGEFORMAT </w:instrText>
+      </w:r>
+      <w:r>
+        <w:rPr>
+          <w:rFonts w:ascii="Arial" w:hAnsi="Arial" w:cs="Arial"/>
+        </w:rPr>
       </w:r>
       <w:r>
         <w:rPr>
@@ -5830,14 +6046,20 @@
         <w:rPr>
           <w:rFonts w:ascii="Arial" w:hAnsi="Arial" w:cs="Arial"/>
         </w:rPr>
-        <w:t xml:space="preserve">igazolja, hogy az AI modellek szignifikánsan kisebb szemantikai távolságot produkálnak a hívószavakhoz képest, mint az emberi kontrollcsoport. Míg a humán válaszokat az egyéni tapasztalatokból fakadó diverzitás jellemzi, az AI a tanító korpuszok gyakorisági alapú </w:t>
+        <w:t xml:space="preserve">igazolja, hogy az AI modellek szignifikánsan kisebb szemantikai távolságot produkálnak a hívószavakhoz képest, mint az emberi kontrollcsoport. Míg a humán válaszokat az egyéni tapasztalatokból fakadó diverzitás jellemzi, az AI a tanító korpuszok </w:t>
+      </w:r>
+      <w:r>
+        <w:rPr>
+          <w:rFonts w:ascii="Arial" w:hAnsi="Arial" w:cs="Arial"/>
+        </w:rPr>
+        <w:lastRenderedPageBreak/>
+        <w:t xml:space="preserve">gyakorisági alapú </w:t>
       </w:r>
       <w:r>
         <w:rPr>
           <w:rFonts w:ascii="Arial" w:hAnsi="Arial" w:cs="Arial"/>
           <w:noProof/>
         </w:rPr>
-        <w:lastRenderedPageBreak/>
         <mc:AlternateContent>
           <mc:Choice Requires="wpg">
             <w:drawing>
@@ -5874,7 +6096,7 @@
                           </pic:cNvPicPr>
                         </pic:nvPicPr>
                         <pic:blipFill>
-                          <a:blip r:embed="rId11" cstate="print">
+                          <a:blip r:embed="rId13" cstate="print">
                             <a:extLst>
                               <a:ext uri="{28A0092B-C50C-407E-A947-70E740481C1C}">
                                 <a14:useLocalDpi xmlns:a14="http://schemas.microsoft.com/office/drawing/2010/main" val="0"/>
@@ -5928,7 +6150,7 @@
                                   <w:rFonts w:ascii="Arial" w:hAnsi="Arial" w:cs="Arial"/>
                                 </w:rPr>
                               </w:pPr>
-                              <w:bookmarkStart w:id="4" w:name="abra3"/>
+                              <w:bookmarkStart w:id="2" w:name="abra3"/>
                               <w:r>
                                 <w:rPr>
                                   <w:rFonts w:ascii="Arial" w:hAnsi="Arial" w:cs="Arial"/>
@@ -5938,7 +6160,7 @@
                               <w:r>
                                 <w:t>. ábra</w:t>
                               </w:r>
-                              <w:bookmarkEnd w:id="4"/>
+                              <w:bookmarkEnd w:id="2"/>
                               <w:r>
                                 <w:t xml:space="preserve">: </w:t>
                               </w:r>
@@ -5971,7 +6193,7 @@
             <w:pict>
               <v:group w14:anchorId="3ECBAB67" id="Csoportba foglalás 10" o:spid="_x0000_s1032" style="position:absolute;left:0;text-align:left;margin-left:268.85pt;margin-top:0;width:320.05pt;height:280.9pt;z-index:251665408;mso-position-horizontal:right;mso-position-horizontal-relative:margin;mso-width-relative:margin;mso-height-relative:margin" coordorigin="-1484,175" coordsize="39825,34933" o:gfxdata="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">
                 <v:shape id="Kép 9" o:spid="_x0000_s1033" type="#_x0000_t75" style="position:absolute;left:-1484;top:175;width:38341;height:30480;visibility:visible;mso-wrap-style:square" o:gfxdata="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">
-                  <v:imagedata r:id="rId12" o:title=""/>
+                  <v:imagedata r:id="rId14" o:title=""/>
                 </v:shape>
                 <v:shape id="Szövegdoboz 1" o:spid="_x0000_s1034" type="#_x0000_t202" style="position:absolute;top:31051;width:38341;height:4058;visibility:visible;mso-wrap-style:square;v-text-anchor:top" o:gfxdata="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" stroked="f">
                   <v:textbox inset="0,0,0,0">
@@ -6015,7 +6237,13 @@
         <w:rPr>
           <w:rFonts w:ascii="Arial" w:hAnsi="Arial" w:cs="Arial"/>
         </w:rPr>
-        <w:t xml:space="preserve">kontextusait preferálja. A modellek tehát konzervatívabbak, és </w:t>
+        <w:t>metrikáit</w:t>
+      </w:r>
+      <w:r>
+        <w:rPr>
+          <w:rFonts w:ascii="Arial" w:hAnsi="Arial" w:cs="Arial"/>
+        </w:rPr>
+        <w:t xml:space="preserve"> preferálja. A modellek tehát konzervatívabbak, és </w:t>
       </w:r>
       <w:proofErr w:type="spellStart"/>
       <w:r>
@@ -6068,18 +6296,12 @@
         <w:rPr>
           <w:rFonts w:ascii="Arial" w:hAnsi="Arial" w:cs="Arial"/>
         </w:rPr>
-        <w:instrText xml:space="preserve"> REF abra2 \h </w:instrText>
-      </w:r>
-      <w:r>
-        <w:rPr>
-          <w:rFonts w:ascii="Arial" w:hAnsi="Arial" w:cs="Arial"/>
-        </w:rPr>
-      </w:r>
-      <w:r>
-        <w:rPr>
-          <w:rFonts w:ascii="Arial" w:hAnsi="Arial" w:cs="Arial"/>
-        </w:rPr>
-        <w:instrText xml:space="preserve"> \* MERGEFORMAT </w:instrText>
+        <w:instrText xml:space="preserve"> REF abra2 \h  \* MERGEFORMAT </w:instrText>
+      </w:r>
+      <w:r>
+        <w:rPr>
+          <w:rFonts w:ascii="Arial" w:hAnsi="Arial" w:cs="Arial"/>
+        </w:rPr>
       </w:r>
       <w:r>
         <w:rPr>
@@ -6167,7 +6389,7 @@
                           </pic:cNvPicPr>
                         </pic:nvPicPr>
                         <pic:blipFill>
-                          <a:blip r:embed="rId13" cstate="print">
+                          <a:blip r:embed="rId15" cstate="print">
                             <a:extLst>
                               <a:ext uri="{28A0092B-C50C-407E-A947-70E740481C1C}">
                                 <a14:useLocalDpi xmlns:a14="http://schemas.microsoft.com/office/drawing/2010/main" val="0"/>
@@ -6221,7 +6443,7 @@
                                   <w:rFonts w:ascii="Arial" w:hAnsi="Arial" w:cs="Arial"/>
                                 </w:rPr>
                               </w:pPr>
-                              <w:bookmarkStart w:id="6" w:name="abra4"/>
+                              <w:bookmarkStart w:id="3" w:name="abra4"/>
                               <w:r>
                                 <w:rPr>
                                   <w:rFonts w:ascii="Arial" w:hAnsi="Arial" w:cs="Arial"/>
@@ -6231,7 +6453,7 @@
                               <w:r>
                                 <w:t>. ábra</w:t>
                               </w:r>
-                              <w:bookmarkEnd w:id="6"/>
+                              <w:bookmarkEnd w:id="3"/>
                               <w:r>
                                 <w:t xml:space="preserve">: </w:t>
                               </w:r>
@@ -6264,7 +6486,7 @@
             <w:pict>
               <v:group w14:anchorId="0BB5606E" id="Csoportba foglalás 14" o:spid="_x0000_s1035" style="position:absolute;left:0;text-align:left;margin-left:264.4pt;margin-top:100.35pt;width:315.6pt;height:204.45pt;z-index:251669504;mso-position-horizontal:right;mso-position-horizontal-relative:margin;mso-width-relative:margin;mso-height-relative:margin" coordsize="37534,23171" o:gfxdata="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">
                 <v:shape id="Kép 13" o:spid="_x0000_s1036" type="#_x0000_t75" style="position:absolute;width:37534;height:18535;visibility:visible;mso-wrap-style:square" o:gfxdata="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">
-                  <v:imagedata r:id="rId14" o:title=""/>
+                  <v:imagedata r:id="rId16" o:title=""/>
                 </v:shape>
                 <v:shape id="Szövegdoboz 1" o:spid="_x0000_s1037" type="#_x0000_t202" style="position:absolute;top:19113;width:37534;height:4058;visibility:visible;mso-wrap-style:square;v-text-anchor:top" o:gfxdata="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" stroked="f">
                   <v:textbox inset="0,0,0,0">
@@ -6326,18 +6548,12 @@
         <w:rPr>
           <w:rFonts w:ascii="Arial" w:hAnsi="Arial" w:cs="Arial"/>
         </w:rPr>
-        <w:instrText xml:space="preserve"> REF abra3 \h </w:instrText>
-      </w:r>
-      <w:r>
-        <w:rPr>
-          <w:rFonts w:ascii="Arial" w:hAnsi="Arial" w:cs="Arial"/>
-        </w:rPr>
-      </w:r>
-      <w:r>
-        <w:rPr>
-          <w:rFonts w:ascii="Arial" w:hAnsi="Arial" w:cs="Arial"/>
-        </w:rPr>
-        <w:instrText xml:space="preserve"> \* MERGEFORMAT </w:instrText>
+        <w:instrText xml:space="preserve"> REF abra3 \h  \* MERGEFORMAT </w:instrText>
+      </w:r>
+      <w:r>
+        <w:rPr>
+          <w:rFonts w:ascii="Arial" w:hAnsi="Arial" w:cs="Arial"/>
+        </w:rPr>
       </w:r>
       <w:r>
         <w:rPr>
@@ -6400,18 +6616,12 @@
         <w:rPr>
           <w:rFonts w:ascii="Arial" w:hAnsi="Arial" w:cs="Arial"/>
         </w:rPr>
-        <w:instrText xml:space="preserve"> REF abra4 \h </w:instrText>
-      </w:r>
-      <w:r>
-        <w:rPr>
-          <w:rFonts w:ascii="Arial" w:hAnsi="Arial" w:cs="Arial"/>
-        </w:rPr>
-      </w:r>
-      <w:r>
-        <w:rPr>
-          <w:rFonts w:ascii="Arial" w:hAnsi="Arial" w:cs="Arial"/>
-        </w:rPr>
-        <w:instrText xml:space="preserve"> \* MERGEFORMAT </w:instrText>
+        <w:instrText xml:space="preserve"> REF abra4 \h  \* MERGEFORMAT </w:instrText>
+      </w:r>
+      <w:r>
+        <w:rPr>
+          <w:rFonts w:ascii="Arial" w:hAnsi="Arial" w:cs="Arial"/>
+        </w:rPr>
       </w:r>
       <w:r>
         <w:rPr>
@@ -6510,7 +6720,7 @@
                           </pic:cNvPicPr>
                         </pic:nvPicPr>
                         <pic:blipFill>
-                          <a:blip r:embed="rId15" cstate="print">
+                          <a:blip r:embed="rId17" cstate="print">
                             <a:extLst>
                               <a:ext uri="{28A0092B-C50C-407E-A947-70E740481C1C}">
                                 <a14:useLocalDpi xmlns:a14="http://schemas.microsoft.com/office/drawing/2010/main" val="0"/>
@@ -6564,7 +6774,7 @@
                                   <w:rFonts w:ascii="Arial" w:hAnsi="Arial" w:cs="Arial"/>
                                 </w:rPr>
                               </w:pPr>
-                              <w:bookmarkStart w:id="8" w:name="abra5"/>
+                              <w:bookmarkStart w:id="4" w:name="abra5"/>
                               <w:r>
                                 <w:rPr>
                                   <w:rFonts w:ascii="Arial" w:hAnsi="Arial" w:cs="Arial"/>
@@ -6574,7 +6784,7 @@
                               <w:r>
                                 <w:t>. ábra</w:t>
                               </w:r>
-                              <w:bookmarkEnd w:id="8"/>
+                              <w:bookmarkEnd w:id="4"/>
                               <w:r>
                                 <w:t xml:space="preserve">: </w:t>
                               </w:r>
@@ -6601,7 +6811,7 @@
             <w:pict>
               <v:group w14:anchorId="235CCF62" id="Csoportba foglalás 16" o:spid="_x0000_s1038" style="position:absolute;left:0;text-align:left;margin-left:399.3pt;margin-top:79.85pt;width:450.5pt;height:223.45pt;z-index:251673600;mso-position-horizontal:right;mso-position-horizontal-relative:margin" coordsize="57213,28378" o:gfxdata="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">
                 <v:shape id="Kép 15" o:spid="_x0000_s1039" type="#_x0000_t75" style="position:absolute;width:57213;height:23749;visibility:visible;mso-wrap-style:square" o:gfxdata="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">
-                  <v:imagedata r:id="rId16" o:title=""/>
+                  <v:imagedata r:id="rId18" o:title=""/>
                 </v:shape>
                 <v:shape id="Szövegdoboz 1" o:spid="_x0000_s1040" type="#_x0000_t202" style="position:absolute;top:24320;width:57213;height:4058;visibility:visible;mso-wrap-style:square;v-text-anchor:top" o:gfxdata="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" stroked="f">
                   <v:textbox style="mso-fit-shape-to-text:t" inset="0,0,0,0">
@@ -6677,18 +6887,12 @@
         <w:rPr>
           <w:rFonts w:ascii="Arial" w:hAnsi="Arial" w:cs="Arial"/>
         </w:rPr>
-        <w:instrText xml:space="preserve"> REF abra5 \h </w:instrText>
-      </w:r>
-      <w:r>
-        <w:rPr>
-          <w:rFonts w:ascii="Arial" w:hAnsi="Arial" w:cs="Arial"/>
-        </w:rPr>
-      </w:r>
-      <w:r>
-        <w:rPr>
-          <w:rFonts w:ascii="Arial" w:hAnsi="Arial" w:cs="Arial"/>
-        </w:rPr>
-        <w:instrText xml:space="preserve"> \* MERGEFORMAT </w:instrText>
+        <w:instrText xml:space="preserve"> REF abra5 \h  \* MERGEFORMAT </w:instrText>
+      </w:r>
+      <w:r>
+        <w:rPr>
+          <w:rFonts w:ascii="Arial" w:hAnsi="Arial" w:cs="Arial"/>
+        </w:rPr>
       </w:r>
       <w:r>
         <w:rPr>
@@ -6801,8 +7005,6 @@
       <w:r>
         <w:rPr>
           <w:rFonts w:ascii="Arial" w:hAnsi="Arial" w:cs="Arial"/>
-          <w:i/>
-          <w:iCs/>
         </w:rPr>
         <w:t>pipeline</w:t>
       </w:r>
@@ -6884,14 +7086,14 @@
           <w:rFonts w:ascii="Arial" w:hAnsi="Arial" w:cs="Arial"/>
         </w:rPr>
       </w:pPr>
-      <w:bookmarkStart w:id="10" w:name="ref1"/>
+      <w:bookmarkStart w:id="5" w:name="ref1"/>
       <w:r>
         <w:rPr>
           <w:rFonts w:ascii="Arial" w:hAnsi="Arial" w:cs="Arial"/>
         </w:rPr>
         <w:t>[1]</w:t>
       </w:r>
-      <w:bookmarkEnd w:id="10"/>
+      <w:bookmarkEnd w:id="5"/>
       <w:r>
         <w:rPr>
           <w:rFonts w:ascii="Arial" w:hAnsi="Arial" w:cs="Arial"/>
@@ -7191,14 +7393,14 @@
           <w:rFonts w:ascii="Arial" w:hAnsi="Arial" w:cs="Arial"/>
         </w:rPr>
       </w:pPr>
-      <w:bookmarkStart w:id="11" w:name="ref2"/>
+      <w:bookmarkStart w:id="6" w:name="ref2"/>
       <w:r>
         <w:rPr>
           <w:rFonts w:ascii="Arial" w:hAnsi="Arial" w:cs="Arial"/>
         </w:rPr>
         <w:t>[2]</w:t>
       </w:r>
-      <w:bookmarkEnd w:id="11"/>
+      <w:bookmarkEnd w:id="6"/>
       <w:r>
         <w:rPr>
           <w:rFonts w:ascii="Arial" w:hAnsi="Arial" w:cs="Arial"/>
@@ -7406,14 +7608,14 @@
           <w:rFonts w:ascii="Arial" w:hAnsi="Arial" w:cs="Arial"/>
         </w:rPr>
       </w:pPr>
-      <w:bookmarkStart w:id="12" w:name="ref3"/>
+      <w:bookmarkStart w:id="7" w:name="ref3"/>
       <w:r>
         <w:rPr>
           <w:rFonts w:ascii="Arial" w:hAnsi="Arial" w:cs="Arial"/>
         </w:rPr>
         <w:t>[3]</w:t>
       </w:r>
-      <w:bookmarkEnd w:id="12"/>
+      <w:bookmarkEnd w:id="7"/>
       <w:r>
         <w:rPr>
           <w:rFonts w:ascii="Arial" w:hAnsi="Arial" w:cs="Arial"/>
@@ -7765,14 +7967,14 @@
           <w:rFonts w:ascii="Arial" w:hAnsi="Arial" w:cs="Arial"/>
         </w:rPr>
       </w:pPr>
-      <w:bookmarkStart w:id="13" w:name="ref4"/>
+      <w:bookmarkStart w:id="8" w:name="ref4"/>
       <w:r>
         <w:rPr>
           <w:rFonts w:ascii="Arial" w:hAnsi="Arial" w:cs="Arial"/>
         </w:rPr>
         <w:t>[4]</w:t>
       </w:r>
-      <w:bookmarkEnd w:id="13"/>
+      <w:bookmarkEnd w:id="8"/>
       <w:r>
         <w:rPr>
           <w:rFonts w:ascii="Arial" w:hAnsi="Arial" w:cs="Arial"/>
@@ -8016,14 +8218,14 @@
           <w:rFonts w:ascii="Arial" w:hAnsi="Arial" w:cs="Arial"/>
         </w:rPr>
       </w:pPr>
-      <w:bookmarkStart w:id="14" w:name="ref5"/>
+      <w:bookmarkStart w:id="9" w:name="ref5"/>
       <w:r>
         <w:rPr>
           <w:rFonts w:ascii="Arial" w:hAnsi="Arial" w:cs="Arial"/>
         </w:rPr>
         <w:t>[5]</w:t>
       </w:r>
-      <w:bookmarkEnd w:id="14"/>
+      <w:bookmarkEnd w:id="9"/>
       <w:r>
         <w:rPr>
           <w:rFonts w:ascii="Arial" w:hAnsi="Arial" w:cs="Arial"/>
@@ -8318,14 +8520,14 @@
         </w:rPr>
         <w:br/>
       </w:r>
-      <w:bookmarkStart w:id="15" w:name="ref6"/>
+      <w:bookmarkStart w:id="10" w:name="ref6"/>
       <w:r>
         <w:rPr>
           <w:rFonts w:ascii="Arial" w:hAnsi="Arial" w:cs="Arial"/>
         </w:rPr>
         <w:t>[6]</w:t>
       </w:r>
-      <w:bookmarkEnd w:id="15"/>
+      <w:bookmarkEnd w:id="10"/>
       <w:r>
         <w:rPr>
           <w:rFonts w:ascii="Arial" w:hAnsi="Arial" w:cs="Arial"/>
@@ -8398,14 +8600,14 @@
         </w:rPr>
         <w:br/>
       </w:r>
-      <w:bookmarkStart w:id="16" w:name="ref7"/>
+      <w:bookmarkStart w:id="11" w:name="ref7"/>
       <w:r>
         <w:rPr>
           <w:rFonts w:ascii="Arial" w:hAnsi="Arial" w:cs="Arial"/>
         </w:rPr>
         <w:t>[7]</w:t>
       </w:r>
-      <w:bookmarkEnd w:id="16"/>
+      <w:bookmarkEnd w:id="11"/>
       <w:r>
         <w:rPr>
           <w:rFonts w:ascii="Arial" w:hAnsi="Arial" w:cs="Arial"/>
@@ -8441,13 +8643,142 @@
       </w:r>
     </w:p>
     <w:sectPr>
+      <w:footerReference w:type="default" r:id="rId19"/>
       <w:pgSz w:w="11906" w:h="16838"/>
       <w:pgMar w:top="1440" w:right="1440" w:bottom="1440" w:left="1440" w:header="709" w:footer="709" w:gutter="0"/>
+      <w:pgNumType w:start="1"/>
       <w:cols w:space="708"/>
+      <w:titlePg/>
       <w:docGrid w:linePitch="360"/>
     </w:sectPr>
   </w:body>
 </w:document>
+</file>
+
+<file path=word/endnotes.xml><?xml version="1.0" encoding="utf-8"?>
+<w:endnotes xmlns:wpc="http://schemas.microsoft.com/office/word/2010/wordprocessingCanvas" xmlns:cx="http://schemas.microsoft.com/office/drawing/2014/chartex" xmlns:cx1="http://schemas.microsoft.com/office/drawing/2015/9/8/chartex" xmlns:cx2="http://schemas.microsoft.com/office/drawing/2015/10/21/chartex" xmlns:cx3="http://schemas.microsoft.com/office/drawing/2016/5/9/chartex" xmlns:cx4="http://schemas.microsoft.com/office/drawing/2016/5/10/chartex" xmlns:cx5="http://schemas.microsoft.com/office/drawing/2016/5/11/chartex" xmlns:cx6="http://schemas.microsoft.com/office/drawing/2016/5/12/chartex" xmlns:cx7="http://schemas.microsoft.com/office/drawing/2016/5/13/chartex" xmlns:cx8="http://schemas.microsoft.com/office/drawing/2016/5/14/chartex" xmlns:mc="http://schemas.openxmlformats.org/markup-compatibility/2006" xmlns:aink="http://schemas.microsoft.com/office/drawing/2016/ink" xmlns:am3d="http://schemas.microsoft.com/office/drawing/2017/model3d" xmlns:o="urn:schemas-microsoft-com:office:office" xmlns:oel="http://schemas.microsoft.com/office/2019/extlst" xmlns:r="http://schemas.openxmlformats.org/officeDocument/2006/relationships" xmlns:m="http://schemas.openxmlformats.org/officeDocument/2006/math" xmlns:v="urn:schemas-microsoft-com:vml" xmlns:wp14="http://schemas.microsoft.com/office/word/2010/wordprocessingDrawing" xmlns:wp="http://schemas.openxmlformats.org/drawingml/2006/wordprocessingDrawing" xmlns:w10="urn:schemas-microsoft-com:office:word" xmlns:w="http://schemas.openxmlformats.org/wordprocessingml/2006/main" xmlns:w14="http://schemas.microsoft.com/office/word/2010/wordml" xmlns:w15="http://schemas.microsoft.com/office/word/2012/wordml" xmlns:w16cex="http://schemas.microsoft.com/office/word/2018/wordml/cex" xmlns:w16cid="http://schemas.microsoft.com/office/word/2016/wordml/cid" xmlns:w16="http://schemas.microsoft.com/office/word/2018/wordml" xmlns:w16du="http://schemas.microsoft.com/office/word/2023/wordml/word16du" xmlns:w16sdtdh="http://schemas.microsoft.com/office/word/2020/wordml/sdtdatahash" xmlns:w16sdtfl="http://schemas.microsoft.com/office/word/2024/wordml/sdtformatlock" xmlns:w16se="http://schemas.microsoft.com/office/word/2015/wordml/symex" xmlns:wpg="http://schemas.microsoft.com/office/word/2010/wordprocessingGroup" xmlns:wpi="http://schemas.microsoft.com/office/word/2010/wordprocessingInk" xmlns:wne="http://schemas.microsoft.com/office/word/2006/wordml" xmlns:wps="http://schemas.microsoft.com/office/word/2010/wordprocessingShape" mc:Ignorable="w14 w15 w16se w16cid w16 w16cex w16sdtdh w16sdtfl w16du wp14">
+  <w:endnote w:type="separator" w:id="-1">
+    <w:p>
+      <w:pPr>
+        <w:spacing w:after="0" w:line="240" w:lineRule="auto"/>
+      </w:pPr>
+      <w:r>
+        <w:separator/>
+      </w:r>
+    </w:p>
+  </w:endnote>
+  <w:endnote w:type="continuationSeparator" w:id="0">
+    <w:p>
+      <w:pPr>
+        <w:spacing w:after="0" w:line="240" w:lineRule="auto"/>
+      </w:pPr>
+      <w:r>
+        <w:continuationSeparator/>
+      </w:r>
+    </w:p>
+  </w:endnote>
+</w:endnotes>
+</file>
+
+<file path=word/footer1.xml><?xml version="1.0" encoding="utf-8"?>
+<w:ftr xmlns:wpc="http://schemas.microsoft.com/office/word/2010/wordprocessingCanvas" xmlns:cx="http://schemas.microsoft.com/office/drawing/2014/chartex" xmlns:cx1="http://schemas.microsoft.com/office/drawing/2015/9/8/chartex" xmlns:cx2="http://schemas.microsoft.com/office/drawing/2015/10/21/chartex" xmlns:cx3="http://schemas.microsoft.com/office/drawing/2016/5/9/chartex" xmlns:cx4="http://schemas.microsoft.com/office/drawing/2016/5/10/chartex" xmlns:cx5="http://schemas.microsoft.com/office/drawing/2016/5/11/chartex" xmlns:cx6="http://schemas.microsoft.com/office/drawing/2016/5/12/chartex" xmlns:cx7="http://schemas.microsoft.com/office/drawing/2016/5/13/chartex" xmlns:cx8="http://schemas.microsoft.com/office/drawing/2016/5/14/chartex" xmlns:mc="http://schemas.openxmlformats.org/markup-compatibility/2006" xmlns:aink="http://schemas.microsoft.com/office/drawing/2016/ink" xmlns:am3d="http://schemas.microsoft.com/office/drawing/2017/model3d" xmlns:o="urn:schemas-microsoft-com:office:office" xmlns:oel="http://schemas.microsoft.com/office/2019/extlst" xmlns:r="http://schemas.openxmlformats.org/officeDocument/2006/relationships" xmlns:m="http://schemas.openxmlformats.org/officeDocument/2006/math" xmlns:v="urn:schemas-microsoft-com:vml" xmlns:wp14="http://schemas.microsoft.com/office/word/2010/wordprocessingDrawing" xmlns:wp="http://schemas.openxmlformats.org/drawingml/2006/wordprocessingDrawing" xmlns:w10="urn:schemas-microsoft-com:office:word" xmlns:w="http://schemas.openxmlformats.org/wordprocessingml/2006/main" xmlns:w14="http://schemas.microsoft.com/office/word/2010/wordml" xmlns:w15="http://schemas.microsoft.com/office/word/2012/wordml" xmlns:w16cex="http://schemas.microsoft.com/office/word/2018/wordml/cex" xmlns:w16cid="http://schemas.microsoft.com/office/word/2016/wordml/cid" xmlns:w16="http://schemas.microsoft.com/office/word/2018/wordml" xmlns:w16du="http://schemas.microsoft.com/office/word/2023/wordml/word16du" xmlns:w16sdtdh="http://schemas.microsoft.com/office/word/2020/wordml/sdtdatahash" xmlns:w16sdtfl="http://schemas.microsoft.com/office/word/2024/wordml/sdtformatlock" xmlns:w16se="http://schemas.microsoft.com/office/word/2015/wordml/symex" xmlns:wpg="http://schemas.microsoft.com/office/word/2010/wordprocessingGroup" xmlns:wpi="http://schemas.microsoft.com/office/word/2010/wordprocessingInk" xmlns:wne="http://schemas.microsoft.com/office/word/2006/wordml" xmlns:wps="http://schemas.microsoft.com/office/word/2010/wordprocessingShape" mc:Ignorable="w14 w15 w16se w16cid w16 w16cex w16sdtdh w16sdtfl w16du wp14">
+  <w:p>
+    <w:pPr>
+      <w:pStyle w:val="llb"/>
+      <w:jc w:val="right"/>
+    </w:pPr>
+  </w:p>
+  <w:p>
+    <w:pPr>
+      <w:pStyle w:val="llb"/>
+      <w:jc w:val="right"/>
+      <w:rPr>
+        <w:sz w:val="16"/>
+        <w:szCs w:val="16"/>
+      </w:rPr>
+    </w:pPr>
+    <w:r>
+      <w:rPr>
+        <w:color w:val="7F7F7F" w:themeColor="background1" w:themeShade="7F"/>
+        <w:spacing w:val="60"/>
+        <w:sz w:val="16"/>
+        <w:szCs w:val="16"/>
+      </w:rPr>
+      <w:t>Oldal</w:t>
+    </w:r>
+    <w:r>
+      <w:rPr>
+        <w:sz w:val="16"/>
+        <w:szCs w:val="16"/>
+      </w:rPr>
+      <w:t xml:space="preserve"> | </w:t>
+    </w:r>
+    <w:r>
+      <w:rPr>
+        <w:sz w:val="16"/>
+        <w:szCs w:val="16"/>
+      </w:rPr>
+      <w:fldChar w:fldCharType="begin"/>
+    </w:r>
+    <w:r>
+      <w:rPr>
+        <w:sz w:val="16"/>
+        <w:szCs w:val="16"/>
+      </w:rPr>
+      <w:instrText>PAGE   \* MERGEFORMAT</w:instrText>
+    </w:r>
+    <w:r>
+      <w:rPr>
+        <w:sz w:val="16"/>
+        <w:szCs w:val="16"/>
+      </w:rPr>
+      <w:fldChar w:fldCharType="separate"/>
+    </w:r>
+    <w:r>
+      <w:rPr>
+        <w:b/>
+        <w:bCs/>
+        <w:sz w:val="16"/>
+        <w:szCs w:val="16"/>
+      </w:rPr>
+      <w:t>1</w:t>
+    </w:r>
+    <w:r>
+      <w:rPr>
+        <w:b/>
+        <w:bCs/>
+        <w:sz w:val="16"/>
+        <w:szCs w:val="16"/>
+      </w:rPr>
+      <w:fldChar w:fldCharType="end"/>
+    </w:r>
+  </w:p>
+</w:ftr>
+</file>
+
+<file path=word/footnotes.xml><?xml version="1.0" encoding="utf-8"?>
+<w:footnotes xmlns:wpc="http://schemas.microsoft.com/office/word/2010/wordprocessingCanvas" xmlns:cx="http://schemas.microsoft.com/office/drawing/2014/chartex" xmlns:cx1="http://schemas.microsoft.com/office/drawing/2015/9/8/chartex" xmlns:cx2="http://schemas.microsoft.com/office/drawing/2015/10/21/chartex" xmlns:cx3="http://schemas.microsoft.com/office/drawing/2016/5/9/chartex" xmlns:cx4="http://schemas.microsoft.com/office/drawing/2016/5/10/chartex" xmlns:cx5="http://schemas.microsoft.com/office/drawing/2016/5/11/chartex" xmlns:cx6="http://schemas.microsoft.com/office/drawing/2016/5/12/chartex" xmlns:cx7="http://schemas.microsoft.com/office/drawing/2016/5/13/chartex" xmlns:cx8="http://schemas.microsoft.com/office/drawing/2016/5/14/chartex" xmlns:mc="http://schemas.openxmlformats.org/markup-compatibility/2006" xmlns:aink="http://schemas.microsoft.com/office/drawing/2016/ink" xmlns:am3d="http://schemas.microsoft.com/office/drawing/2017/model3d" xmlns:o="urn:schemas-microsoft-com:office:office" xmlns:oel="http://schemas.microsoft.com/office/2019/extlst" xmlns:r="http://schemas.openxmlformats.org/officeDocument/2006/relationships" xmlns:m="http://schemas.openxmlformats.org/officeDocument/2006/math" xmlns:v="urn:schemas-microsoft-com:vml" xmlns:wp14="http://schemas.microsoft.com/office/word/2010/wordprocessingDrawing" xmlns:wp="http://schemas.openxmlformats.org/drawingml/2006/wordprocessingDrawing" xmlns:w10="urn:schemas-microsoft-com:office:word" xmlns:w="http://schemas.openxmlformats.org/wordprocessingml/2006/main" xmlns:w14="http://schemas.microsoft.com/office/word/2010/wordml" xmlns:w15="http://schemas.microsoft.com/office/word/2012/wordml" xmlns:w16cex="http://schemas.microsoft.com/office/word/2018/wordml/cex" xmlns:w16cid="http://schemas.microsoft.com/office/word/2016/wordml/cid" xmlns:w16="http://schemas.microsoft.com/office/word/2018/wordml" xmlns:w16du="http://schemas.microsoft.com/office/word/2023/wordml/word16du" xmlns:w16sdtdh="http://schemas.microsoft.com/office/word/2020/wordml/sdtdatahash" xmlns:w16sdtfl="http://schemas.microsoft.com/office/word/2024/wordml/sdtformatlock" xmlns:w16se="http://schemas.microsoft.com/office/word/2015/wordml/symex" xmlns:wpg="http://schemas.microsoft.com/office/word/2010/wordprocessingGroup" xmlns:wpi="http://schemas.microsoft.com/office/word/2010/wordprocessingInk" xmlns:wne="http://schemas.microsoft.com/office/word/2006/wordml" xmlns:wps="http://schemas.microsoft.com/office/word/2010/wordprocessingShape" mc:Ignorable="w14 w15 w16se w16cid w16 w16cex w16sdtdh w16sdtfl w16du wp14">
+  <w:footnote w:type="separator" w:id="-1">
+    <w:p>
+      <w:pPr>
+        <w:spacing w:after="0" w:line="240" w:lineRule="auto"/>
+      </w:pPr>
+      <w:r>
+        <w:separator/>
+      </w:r>
+    </w:p>
+  </w:footnote>
+  <w:footnote w:type="continuationSeparator" w:id="0">
+    <w:p>
+      <w:pPr>
+        <w:spacing w:after="0" w:line="240" w:lineRule="auto"/>
+      </w:pPr>
+      <w:r>
+        <w:continuationSeparator/>
+      </w:r>
+    </w:p>
+  </w:footnote>
+</w:footnotes>
 </file>
 
 <file path=word/numbering.xml><?xml version="1.0" encoding="utf-8"?>
@@ -12038,6 +12369,7 @@
   <w:style w:type="character" w:default="1" w:styleId="Bekezdsalapbettpusa">
     <w:name w:val="Default Paragraph Font"/>
     <w:uiPriority w:val="1"/>
+    <w:semiHidden/>
     <w:unhideWhenUsed/>
   </w:style>
   <w:style w:type="table" w:default="1" w:styleId="Normltblzat">
@@ -12400,6 +12732,50 @@
       <w:szCs w:val="18"/>
     </w:rPr>
   </w:style>
+  <w:style w:type="paragraph" w:styleId="lfej">
+    <w:name w:val="header"/>
+    <w:basedOn w:val="Norml"/>
+    <w:link w:val="lfejChar"/>
+    <w:uiPriority w:val="99"/>
+    <w:unhideWhenUsed/>
+    <w:rsid w:val="006665B7"/>
+    <w:pPr>
+      <w:tabs>
+        <w:tab w:val="center" w:pos="4536"/>
+        <w:tab w:val="right" w:pos="9072"/>
+      </w:tabs>
+      <w:spacing w:after="0" w:line="240" w:lineRule="auto"/>
+    </w:pPr>
+  </w:style>
+  <w:style w:type="character" w:customStyle="1" w:styleId="lfejChar">
+    <w:name w:val="Élőfej Char"/>
+    <w:basedOn w:val="Bekezdsalapbettpusa"/>
+    <w:link w:val="lfej"/>
+    <w:uiPriority w:val="99"/>
+    <w:rsid w:val="006665B7"/>
+  </w:style>
+  <w:style w:type="paragraph" w:styleId="llb">
+    <w:name w:val="footer"/>
+    <w:basedOn w:val="Norml"/>
+    <w:link w:val="llbChar"/>
+    <w:uiPriority w:val="99"/>
+    <w:unhideWhenUsed/>
+    <w:rsid w:val="006665B7"/>
+    <w:pPr>
+      <w:tabs>
+        <w:tab w:val="center" w:pos="4536"/>
+        <w:tab w:val="right" w:pos="9072"/>
+      </w:tabs>
+      <w:spacing w:after="0" w:line="240" w:lineRule="auto"/>
+    </w:pPr>
+  </w:style>
+  <w:style w:type="character" w:customStyle="1" w:styleId="llbChar">
+    <w:name w:val="Élőláb Char"/>
+    <w:basedOn w:val="Bekezdsalapbettpusa"/>
+    <w:link w:val="llb"/>
+    <w:uiPriority w:val="99"/>
+    <w:rsid w:val="006665B7"/>
+  </w:style>
 </w:styles>
 </file>
 
